--- a/docs/er/worksheets/template-er.docx
+++ b/docs/er/worksheets/template-er.docx
@@ -2882,19 +2882,28 @@
         <w:spacing w:after="80"/>
       </w:pPr>
       <w:r>
-        <w:t xml:space="preserve">Para cada relação, tente mentalmente colocar a FK no lado natural e escrever 3 linhas com dados reais.</w:t>
+        <w:t xml:space="preserve">Para cada relação, aplique o método em 4 passos: (A) tentativa com 3 linhas de dados reais; (B) observação de vazios ou repetições; (C) decisão; (D) nome da regra.</w:t>
       </w:r>
     </w:p>
     <w:p>
       <w:pPr>
         <w:spacing w:after="80"/>
       </w:pPr>
+      <w:r>
+        <w:rPr>
+          <w:b/>
+          <w:bCs/>
+          <w:sz w:val="20"/>
+          <w:szCs w:val="20"/>
+        </w:rPr>
+        <w:t xml:space="preserve">Lembrete rápido: </w:t>
+      </w:r>
       <w:r>
         <w:rPr>
           <w:sz w:val="20"/>
           <w:szCs w:val="20"/>
         </w:rPr>
-        <w:t xml:space="preserve">• Não aparecem NULLs nem repetições? </w:t>
+        <w:t xml:space="preserve">tudo limpo → </w:t>
       </w:r>
       <w:r>
         <w:rPr>
@@ -2904,19 +2913,14 @@
           <w:sz w:val="20"/>
           <w:szCs w:val="20"/>
         </w:rPr>
-        <w:t xml:space="preserve">→ Ficam 2 tabelas (Regra 4).</w:t>
-      </w:r>
-    </w:p>
-    <w:p>
-      <w:pPr>
-        <w:spacing w:after="80"/>
-      </w:pPr>
+        <w:t xml:space="preserve">Regra 4 (2 tabelas)</w:t>
+      </w:r>
       <w:r>
         <w:rPr>
           <w:sz w:val="20"/>
           <w:szCs w:val="20"/>
         </w:rPr>
-        <w:t xml:space="preserve">• Aparecem células vazias? </w:t>
+        <w:t xml:space="preserve">   |   NULLs → </w:t>
       </w:r>
       <w:r>
         <w:rPr>
@@ -2926,19 +2930,14 @@
           <w:sz w:val="20"/>
           <w:szCs w:val="20"/>
         </w:rPr>
-        <w:t xml:space="preserve">→ Criar 3ª tabela (Regra 5).</w:t>
-      </w:r>
-    </w:p>
-    <w:p>
-      <w:pPr>
-        <w:spacing w:after="80"/>
-      </w:pPr>
+        <w:t xml:space="preserve">Regra 5 (3 tabelas)</w:t>
+      </w:r>
       <w:r>
         <w:rPr>
           <w:sz w:val="20"/>
           <w:szCs w:val="20"/>
         </w:rPr>
-        <w:t xml:space="preserve">• Aparecem linhas repetidas? </w:t>
+        <w:t xml:space="preserve">   |   repetições → </w:t>
       </w:r>
       <w:r>
         <w:rPr>
@@ -2948,7 +2947,7 @@
           <w:sz w:val="20"/>
           <w:szCs w:val="20"/>
         </w:rPr>
-        <w:t xml:space="preserve">→ Criar 3ª tabela associativa (Regra 6).</w:t>
+        <w:t xml:space="preserve">Regra 6 (3 tabelas)</w:t>
       </w:r>
     </w:p>
     <w:p>
@@ -2957,6 +2956,36 @@
       </w:pPr>
       <w:r>
         <w:t xml:space="preserve"/>
+      </w:r>
+    </w:p>
+    <w:p>
+      <w:pPr>
+        <w:shd w:fill="DCE6F1" w:val="clear"/>
+        <w:spacing w:after="80" w:before="200"/>
+      </w:pPr>
+      <w:r>
+        <w:rPr>
+          <w:b/>
+          <w:bCs/>
+          <w:color w:val="1F3864"/>
+          <w:sz w:val="22"/>
+          <w:szCs w:val="22"/>
+        </w:rPr>
+        <w:t xml:space="preserve">  Relação 1:  ________________________________________________________________</w:t>
+      </w:r>
+    </w:p>
+    <w:p>
+      <w:pPr>
+        <w:spacing w:after="80"/>
+      </w:pPr>
+      <w:r>
+        <w:rPr>
+          <w:b/>
+          <w:bCs/>
+          <w:sz w:val="20"/>
+          <w:szCs w:val="20"/>
+        </w:rPr>
+        <w:t xml:space="preserve">Passo A — Tentativa: coloque a FK no lado mais natural e escreva 3 linhas com dados plausíveis.</w:t>
       </w:r>
     </w:p>
     <w:tbl>
@@ -2972,10 +3001,10 @@
         </w:tblBorders>
       </w:tblPr>
       <w:tblGrid>
-        <w:gridCol w:w="2400"/>
-        <w:gridCol w:w="3838"/>
-        <w:gridCol w:w="1900"/>
-        <w:gridCol w:w="1500"/>
+        <w:gridCol w:w="2410"/>
+        <w:gridCol w:w="2410"/>
+        <w:gridCol w:w="2409"/>
+        <w:gridCol w:w="2409"/>
       </w:tblGrid>
       <w:tr>
         <w:trPr>
@@ -2983,7 +3012,7 @@
         </w:trPr>
         <w:tc>
           <w:tcPr>
-            <w:tcW w:type="dxa" w:w="2400"/>
+            <w:tcW w:type="dxa" w:w="2410"/>
             <w:tcBorders>
               <w:top w:val="single" w:color="AAAAAA" w:sz="4"/>
               <w:left w:val="single" w:color="AAAAAA" w:sz="4"/>
@@ -3007,13 +3036,13 @@
                 <w:sz w:val="20"/>
                 <w:szCs w:val="20"/>
               </w:rPr>
-              <w:t xml:space="preserve">Relação</w:t>
-            </w:r>
-          </w:p>
-        </w:tc>
-        <w:tc>
-          <w:tcPr>
-            <w:tcW w:type="dxa" w:w="3838"/>
+              <w:t xml:space="preserve"/>
+            </w:r>
+          </w:p>
+        </w:tc>
+        <w:tc>
+          <w:tcPr>
+            <w:tcW w:type="dxa" w:w="2410"/>
             <w:tcBorders>
               <w:top w:val="single" w:color="AAAAAA" w:sz="4"/>
               <w:left w:val="single" w:color="AAAAAA" w:sz="4"/>
@@ -3037,13 +3066,13 @@
                 <w:sz w:val="20"/>
                 <w:szCs w:val="20"/>
               </w:rPr>
-              <w:t xml:space="preserve">O que acontece se colocar a FK?</w:t>
-            </w:r>
-          </w:p>
-        </w:tc>
-        <w:tc>
-          <w:tcPr>
-            <w:tcW w:type="dxa" w:w="1900"/>
+              <w:t xml:space="preserve"/>
+            </w:r>
+          </w:p>
+        </w:tc>
+        <w:tc>
+          <w:tcPr>
+            <w:tcW w:type="dxa" w:w="2409"/>
             <w:tcBorders>
               <w:top w:val="single" w:color="AAAAAA" w:sz="4"/>
               <w:left w:val="single" w:color="AAAAAA" w:sz="4"/>
@@ -3067,13 +3096,13 @@
                 <w:sz w:val="20"/>
                 <w:szCs w:val="20"/>
               </w:rPr>
-              <w:t xml:space="preserve">Decisão</w:t>
-            </w:r>
-          </w:p>
-        </w:tc>
-        <w:tc>
-          <w:tcPr>
-            <w:tcW w:type="dxa" w:w="1500"/>
+              <w:t xml:space="preserve"/>
+            </w:r>
+          </w:p>
+        </w:tc>
+        <w:tc>
+          <w:tcPr>
+            <w:tcW w:type="dxa" w:w="2409"/>
             <w:tcBorders>
               <w:top w:val="single" w:color="AAAAAA" w:sz="4"/>
               <w:left w:val="single" w:color="AAAAAA" w:sz="4"/>
@@ -3097,7 +3126,7 @@
                 <w:sz w:val="20"/>
                 <w:szCs w:val="20"/>
               </w:rPr>
-              <w:t xml:space="preserve">Regra</w:t>
+              <w:t xml:space="preserve"/>
             </w:r>
           </w:p>
         </w:tc>
@@ -3105,82 +3134,82 @@
       <w:tr>
         <w:tc>
           <w:tcPr>
-            <w:tcW w:type="dxa" w:w="2400"/>
-            <w:tcBorders>
-              <w:top w:val="single" w:color="AAAAAA" w:sz="4"/>
-              <w:left w:val="single" w:color="AAAAAA" w:sz="4"/>
-              <w:bottom w:val="single" w:color="AAAAAA" w:sz="4"/>
-              <w:right w:val="single" w:color="AAAAAA" w:sz="4"/>
-            </w:tcBorders>
-            <w:tcMar>
-              <w:top w:type="dxa" w:w="80"/>
-              <w:left w:type="dxa" w:w="120"/>
-              <w:bottom w:type="dxa" w:w="80"/>
-              <w:right w:type="dxa" w:w="120"/>
-            </w:tcMar>
-          </w:tcPr>
-          <w:p>
-            <w:pPr>
-              <w:spacing w:after="300"/>
-            </w:pPr>
-            <w:r>
-              <w:t xml:space="preserve"/>
-            </w:r>
-          </w:p>
-        </w:tc>
-        <w:tc>
-          <w:tcPr>
-            <w:tcW w:type="dxa" w:w="3838"/>
-            <w:tcBorders>
-              <w:top w:val="single" w:color="AAAAAA" w:sz="4"/>
-              <w:left w:val="single" w:color="AAAAAA" w:sz="4"/>
-              <w:bottom w:val="single" w:color="AAAAAA" w:sz="4"/>
-              <w:right w:val="single" w:color="AAAAAA" w:sz="4"/>
-            </w:tcBorders>
-            <w:tcMar>
-              <w:top w:type="dxa" w:w="80"/>
-              <w:left w:type="dxa" w:w="120"/>
-              <w:bottom w:type="dxa" w:w="80"/>
-              <w:right w:type="dxa" w:w="120"/>
-            </w:tcMar>
-          </w:tcPr>
-          <w:p>
-            <w:pPr>
-              <w:spacing w:after="300"/>
-            </w:pPr>
-            <w:r>
-              <w:t xml:space="preserve"/>
-            </w:r>
-          </w:p>
-        </w:tc>
-        <w:tc>
-          <w:tcPr>
-            <w:tcW w:type="dxa" w:w="1900"/>
-            <w:tcBorders>
-              <w:top w:val="single" w:color="AAAAAA" w:sz="4"/>
-              <w:left w:val="single" w:color="AAAAAA" w:sz="4"/>
-              <w:bottom w:val="single" w:color="AAAAAA" w:sz="4"/>
-              <w:right w:val="single" w:color="AAAAAA" w:sz="4"/>
-            </w:tcBorders>
-            <w:tcMar>
-              <w:top w:type="dxa" w:w="80"/>
-              <w:left w:type="dxa" w:w="120"/>
-              <w:bottom w:type="dxa" w:w="80"/>
-              <w:right w:type="dxa" w:w="120"/>
-            </w:tcMar>
-          </w:tcPr>
-          <w:p>
-            <w:pPr>
-              <w:spacing w:after="300"/>
-            </w:pPr>
-            <w:r>
-              <w:t xml:space="preserve"/>
-            </w:r>
-          </w:p>
-        </w:tc>
-        <w:tc>
-          <w:tcPr>
-            <w:tcW w:type="dxa" w:w="1500"/>
+            <w:tcW w:type="dxa" w:w="2410"/>
+            <w:tcBorders>
+              <w:top w:val="single" w:color="AAAAAA" w:sz="4"/>
+              <w:left w:val="single" w:color="AAAAAA" w:sz="4"/>
+              <w:bottom w:val="single" w:color="AAAAAA" w:sz="4"/>
+              <w:right w:val="single" w:color="AAAAAA" w:sz="4"/>
+            </w:tcBorders>
+            <w:tcMar>
+              <w:top w:type="dxa" w:w="80"/>
+              <w:left w:type="dxa" w:w="120"/>
+              <w:bottom w:type="dxa" w:w="80"/>
+              <w:right w:type="dxa" w:w="120"/>
+            </w:tcMar>
+          </w:tcPr>
+          <w:p>
+            <w:pPr>
+              <w:spacing w:after="300"/>
+            </w:pPr>
+            <w:r>
+              <w:t xml:space="preserve"/>
+            </w:r>
+          </w:p>
+        </w:tc>
+        <w:tc>
+          <w:tcPr>
+            <w:tcW w:type="dxa" w:w="2410"/>
+            <w:tcBorders>
+              <w:top w:val="single" w:color="AAAAAA" w:sz="4"/>
+              <w:left w:val="single" w:color="AAAAAA" w:sz="4"/>
+              <w:bottom w:val="single" w:color="AAAAAA" w:sz="4"/>
+              <w:right w:val="single" w:color="AAAAAA" w:sz="4"/>
+            </w:tcBorders>
+            <w:tcMar>
+              <w:top w:type="dxa" w:w="80"/>
+              <w:left w:type="dxa" w:w="120"/>
+              <w:bottom w:type="dxa" w:w="80"/>
+              <w:right w:type="dxa" w:w="120"/>
+            </w:tcMar>
+          </w:tcPr>
+          <w:p>
+            <w:pPr>
+              <w:spacing w:after="300"/>
+            </w:pPr>
+            <w:r>
+              <w:t xml:space="preserve"/>
+            </w:r>
+          </w:p>
+        </w:tc>
+        <w:tc>
+          <w:tcPr>
+            <w:tcW w:type="dxa" w:w="2409"/>
+            <w:tcBorders>
+              <w:top w:val="single" w:color="AAAAAA" w:sz="4"/>
+              <w:left w:val="single" w:color="AAAAAA" w:sz="4"/>
+              <w:bottom w:val="single" w:color="AAAAAA" w:sz="4"/>
+              <w:right w:val="single" w:color="AAAAAA" w:sz="4"/>
+            </w:tcBorders>
+            <w:tcMar>
+              <w:top w:type="dxa" w:w="80"/>
+              <w:left w:type="dxa" w:w="120"/>
+              <w:bottom w:type="dxa" w:w="80"/>
+              <w:right w:type="dxa" w:w="120"/>
+            </w:tcMar>
+          </w:tcPr>
+          <w:p>
+            <w:pPr>
+              <w:spacing w:after="300"/>
+            </w:pPr>
+            <w:r>
+              <w:t xml:space="preserve"/>
+            </w:r>
+          </w:p>
+        </w:tc>
+        <w:tc>
+          <w:tcPr>
+            <w:tcW w:type="dxa" w:w="2409"/>
             <w:tcBorders>
               <w:top w:val="single" w:color="AAAAAA" w:sz="4"/>
               <w:left w:val="single" w:color="AAAAAA" w:sz="4"/>
@@ -3207,82 +3236,82 @@
       <w:tr>
         <w:tc>
           <w:tcPr>
-            <w:tcW w:type="dxa" w:w="2400"/>
-            <w:tcBorders>
-              <w:top w:val="single" w:color="AAAAAA" w:sz="4"/>
-              <w:left w:val="single" w:color="AAAAAA" w:sz="4"/>
-              <w:bottom w:val="single" w:color="AAAAAA" w:sz="4"/>
-              <w:right w:val="single" w:color="AAAAAA" w:sz="4"/>
-            </w:tcBorders>
-            <w:tcMar>
-              <w:top w:type="dxa" w:w="80"/>
-              <w:left w:type="dxa" w:w="120"/>
-              <w:bottom w:type="dxa" w:w="80"/>
-              <w:right w:type="dxa" w:w="120"/>
-            </w:tcMar>
-          </w:tcPr>
-          <w:p>
-            <w:pPr>
-              <w:spacing w:after="300"/>
-            </w:pPr>
-            <w:r>
-              <w:t xml:space="preserve"/>
-            </w:r>
-          </w:p>
-        </w:tc>
-        <w:tc>
-          <w:tcPr>
-            <w:tcW w:type="dxa" w:w="3838"/>
-            <w:tcBorders>
-              <w:top w:val="single" w:color="AAAAAA" w:sz="4"/>
-              <w:left w:val="single" w:color="AAAAAA" w:sz="4"/>
-              <w:bottom w:val="single" w:color="AAAAAA" w:sz="4"/>
-              <w:right w:val="single" w:color="AAAAAA" w:sz="4"/>
-            </w:tcBorders>
-            <w:tcMar>
-              <w:top w:type="dxa" w:w="80"/>
-              <w:left w:type="dxa" w:w="120"/>
-              <w:bottom w:type="dxa" w:w="80"/>
-              <w:right w:type="dxa" w:w="120"/>
-            </w:tcMar>
-          </w:tcPr>
-          <w:p>
-            <w:pPr>
-              <w:spacing w:after="300"/>
-            </w:pPr>
-            <w:r>
-              <w:t xml:space="preserve"/>
-            </w:r>
-          </w:p>
-        </w:tc>
-        <w:tc>
-          <w:tcPr>
-            <w:tcW w:type="dxa" w:w="1900"/>
-            <w:tcBorders>
-              <w:top w:val="single" w:color="AAAAAA" w:sz="4"/>
-              <w:left w:val="single" w:color="AAAAAA" w:sz="4"/>
-              <w:bottom w:val="single" w:color="AAAAAA" w:sz="4"/>
-              <w:right w:val="single" w:color="AAAAAA" w:sz="4"/>
-            </w:tcBorders>
-            <w:tcMar>
-              <w:top w:type="dxa" w:w="80"/>
-              <w:left w:type="dxa" w:w="120"/>
-              <w:bottom w:type="dxa" w:w="80"/>
-              <w:right w:type="dxa" w:w="120"/>
-            </w:tcMar>
-          </w:tcPr>
-          <w:p>
-            <w:pPr>
-              <w:spacing w:after="300"/>
-            </w:pPr>
-            <w:r>
-              <w:t xml:space="preserve"/>
-            </w:r>
-          </w:p>
-        </w:tc>
-        <w:tc>
-          <w:tcPr>
-            <w:tcW w:type="dxa" w:w="1500"/>
+            <w:tcW w:type="dxa" w:w="2410"/>
+            <w:tcBorders>
+              <w:top w:val="single" w:color="AAAAAA" w:sz="4"/>
+              <w:left w:val="single" w:color="AAAAAA" w:sz="4"/>
+              <w:bottom w:val="single" w:color="AAAAAA" w:sz="4"/>
+              <w:right w:val="single" w:color="AAAAAA" w:sz="4"/>
+            </w:tcBorders>
+            <w:tcMar>
+              <w:top w:type="dxa" w:w="80"/>
+              <w:left w:type="dxa" w:w="120"/>
+              <w:bottom w:type="dxa" w:w="80"/>
+              <w:right w:type="dxa" w:w="120"/>
+            </w:tcMar>
+          </w:tcPr>
+          <w:p>
+            <w:pPr>
+              <w:spacing w:after="300"/>
+            </w:pPr>
+            <w:r>
+              <w:t xml:space="preserve"/>
+            </w:r>
+          </w:p>
+        </w:tc>
+        <w:tc>
+          <w:tcPr>
+            <w:tcW w:type="dxa" w:w="2410"/>
+            <w:tcBorders>
+              <w:top w:val="single" w:color="AAAAAA" w:sz="4"/>
+              <w:left w:val="single" w:color="AAAAAA" w:sz="4"/>
+              <w:bottom w:val="single" w:color="AAAAAA" w:sz="4"/>
+              <w:right w:val="single" w:color="AAAAAA" w:sz="4"/>
+            </w:tcBorders>
+            <w:tcMar>
+              <w:top w:type="dxa" w:w="80"/>
+              <w:left w:type="dxa" w:w="120"/>
+              <w:bottom w:type="dxa" w:w="80"/>
+              <w:right w:type="dxa" w:w="120"/>
+            </w:tcMar>
+          </w:tcPr>
+          <w:p>
+            <w:pPr>
+              <w:spacing w:after="300"/>
+            </w:pPr>
+            <w:r>
+              <w:t xml:space="preserve"/>
+            </w:r>
+          </w:p>
+        </w:tc>
+        <w:tc>
+          <w:tcPr>
+            <w:tcW w:type="dxa" w:w="2409"/>
+            <w:tcBorders>
+              <w:top w:val="single" w:color="AAAAAA" w:sz="4"/>
+              <w:left w:val="single" w:color="AAAAAA" w:sz="4"/>
+              <w:bottom w:val="single" w:color="AAAAAA" w:sz="4"/>
+              <w:right w:val="single" w:color="AAAAAA" w:sz="4"/>
+            </w:tcBorders>
+            <w:tcMar>
+              <w:top w:type="dxa" w:w="80"/>
+              <w:left w:type="dxa" w:w="120"/>
+              <w:bottom w:type="dxa" w:w="80"/>
+              <w:right w:type="dxa" w:w="120"/>
+            </w:tcMar>
+          </w:tcPr>
+          <w:p>
+            <w:pPr>
+              <w:spacing w:after="300"/>
+            </w:pPr>
+            <w:r>
+              <w:t xml:space="preserve"/>
+            </w:r>
+          </w:p>
+        </w:tc>
+        <w:tc>
+          <w:tcPr>
+            <w:tcW w:type="dxa" w:w="2409"/>
             <w:tcBorders>
               <w:top w:val="single" w:color="AAAAAA" w:sz="4"/>
               <w:left w:val="single" w:color="AAAAAA" w:sz="4"/>
@@ -3309,100 +3338,356 @@
       <w:tr>
         <w:tc>
           <w:tcPr>
-            <w:tcW w:type="dxa" w:w="2400"/>
-            <w:tcBorders>
-              <w:top w:val="single" w:color="AAAAAA" w:sz="4"/>
-              <w:left w:val="single" w:color="AAAAAA" w:sz="4"/>
-              <w:bottom w:val="single" w:color="AAAAAA" w:sz="4"/>
-              <w:right w:val="single" w:color="AAAAAA" w:sz="4"/>
-            </w:tcBorders>
-            <w:tcMar>
-              <w:top w:type="dxa" w:w="80"/>
-              <w:left w:type="dxa" w:w="120"/>
-              <w:bottom w:type="dxa" w:w="80"/>
-              <w:right w:type="dxa" w:w="120"/>
-            </w:tcMar>
-          </w:tcPr>
-          <w:p>
-            <w:pPr>
-              <w:spacing w:after="300"/>
-            </w:pPr>
-            <w:r>
-              <w:t xml:space="preserve"/>
-            </w:r>
-          </w:p>
-        </w:tc>
-        <w:tc>
-          <w:tcPr>
-            <w:tcW w:type="dxa" w:w="3838"/>
-            <w:tcBorders>
-              <w:top w:val="single" w:color="AAAAAA" w:sz="4"/>
-              <w:left w:val="single" w:color="AAAAAA" w:sz="4"/>
-              <w:bottom w:val="single" w:color="AAAAAA" w:sz="4"/>
-              <w:right w:val="single" w:color="AAAAAA" w:sz="4"/>
-            </w:tcBorders>
-            <w:tcMar>
-              <w:top w:type="dxa" w:w="80"/>
-              <w:left w:type="dxa" w:w="120"/>
-              <w:bottom w:type="dxa" w:w="80"/>
-              <w:right w:type="dxa" w:w="120"/>
-            </w:tcMar>
-          </w:tcPr>
-          <w:p>
-            <w:pPr>
-              <w:spacing w:after="300"/>
-            </w:pPr>
-            <w:r>
-              <w:t xml:space="preserve"/>
-            </w:r>
-          </w:p>
-        </w:tc>
-        <w:tc>
-          <w:tcPr>
-            <w:tcW w:type="dxa" w:w="1900"/>
-            <w:tcBorders>
-              <w:top w:val="single" w:color="AAAAAA" w:sz="4"/>
-              <w:left w:val="single" w:color="AAAAAA" w:sz="4"/>
-              <w:bottom w:val="single" w:color="AAAAAA" w:sz="4"/>
-              <w:right w:val="single" w:color="AAAAAA" w:sz="4"/>
-            </w:tcBorders>
-            <w:tcMar>
-              <w:top w:type="dxa" w:w="80"/>
-              <w:left w:type="dxa" w:w="120"/>
-              <w:bottom w:type="dxa" w:w="80"/>
-              <w:right w:type="dxa" w:w="120"/>
-            </w:tcMar>
-          </w:tcPr>
-          <w:p>
-            <w:pPr>
-              <w:spacing w:after="300"/>
-            </w:pPr>
-            <w:r>
-              <w:t xml:space="preserve"/>
-            </w:r>
-          </w:p>
-        </w:tc>
-        <w:tc>
-          <w:tcPr>
-            <w:tcW w:type="dxa" w:w="1500"/>
-            <w:tcBorders>
-              <w:top w:val="single" w:color="AAAAAA" w:sz="4"/>
-              <w:left w:val="single" w:color="AAAAAA" w:sz="4"/>
-              <w:bottom w:val="single" w:color="AAAAAA" w:sz="4"/>
-              <w:right w:val="single" w:color="AAAAAA" w:sz="4"/>
-            </w:tcBorders>
-            <w:tcMar>
-              <w:top w:type="dxa" w:w="80"/>
-              <w:left w:type="dxa" w:w="120"/>
-              <w:bottom w:type="dxa" w:w="80"/>
-              <w:right w:type="dxa" w:w="120"/>
-            </w:tcMar>
-          </w:tcPr>
-          <w:p>
-            <w:pPr>
-              <w:spacing w:after="300"/>
-            </w:pPr>
-            <w:r>
+            <w:tcW w:type="dxa" w:w="2410"/>
+            <w:tcBorders>
+              <w:top w:val="single" w:color="AAAAAA" w:sz="4"/>
+              <w:left w:val="single" w:color="AAAAAA" w:sz="4"/>
+              <w:bottom w:val="single" w:color="AAAAAA" w:sz="4"/>
+              <w:right w:val="single" w:color="AAAAAA" w:sz="4"/>
+            </w:tcBorders>
+            <w:tcMar>
+              <w:top w:type="dxa" w:w="80"/>
+              <w:left w:type="dxa" w:w="120"/>
+              <w:bottom w:type="dxa" w:w="80"/>
+              <w:right w:type="dxa" w:w="120"/>
+            </w:tcMar>
+          </w:tcPr>
+          <w:p>
+            <w:pPr>
+              <w:spacing w:after="300"/>
+            </w:pPr>
+            <w:r>
+              <w:t xml:space="preserve"/>
+            </w:r>
+          </w:p>
+        </w:tc>
+        <w:tc>
+          <w:tcPr>
+            <w:tcW w:type="dxa" w:w="2410"/>
+            <w:tcBorders>
+              <w:top w:val="single" w:color="AAAAAA" w:sz="4"/>
+              <w:left w:val="single" w:color="AAAAAA" w:sz="4"/>
+              <w:bottom w:val="single" w:color="AAAAAA" w:sz="4"/>
+              <w:right w:val="single" w:color="AAAAAA" w:sz="4"/>
+            </w:tcBorders>
+            <w:tcMar>
+              <w:top w:type="dxa" w:w="80"/>
+              <w:left w:type="dxa" w:w="120"/>
+              <w:bottom w:type="dxa" w:w="80"/>
+              <w:right w:type="dxa" w:w="120"/>
+            </w:tcMar>
+          </w:tcPr>
+          <w:p>
+            <w:pPr>
+              <w:spacing w:after="300"/>
+            </w:pPr>
+            <w:r>
+              <w:t xml:space="preserve"/>
+            </w:r>
+          </w:p>
+        </w:tc>
+        <w:tc>
+          <w:tcPr>
+            <w:tcW w:type="dxa" w:w="2409"/>
+            <w:tcBorders>
+              <w:top w:val="single" w:color="AAAAAA" w:sz="4"/>
+              <w:left w:val="single" w:color="AAAAAA" w:sz="4"/>
+              <w:bottom w:val="single" w:color="AAAAAA" w:sz="4"/>
+              <w:right w:val="single" w:color="AAAAAA" w:sz="4"/>
+            </w:tcBorders>
+            <w:tcMar>
+              <w:top w:type="dxa" w:w="80"/>
+              <w:left w:type="dxa" w:w="120"/>
+              <w:bottom w:type="dxa" w:w="80"/>
+              <w:right w:type="dxa" w:w="120"/>
+            </w:tcMar>
+          </w:tcPr>
+          <w:p>
+            <w:pPr>
+              <w:spacing w:after="300"/>
+            </w:pPr>
+            <w:r>
+              <w:t xml:space="preserve"/>
+            </w:r>
+          </w:p>
+        </w:tc>
+        <w:tc>
+          <w:tcPr>
+            <w:tcW w:type="dxa" w:w="2409"/>
+            <w:tcBorders>
+              <w:top w:val="single" w:color="AAAAAA" w:sz="4"/>
+              <w:left w:val="single" w:color="AAAAAA" w:sz="4"/>
+              <w:bottom w:val="single" w:color="AAAAAA" w:sz="4"/>
+              <w:right w:val="single" w:color="AAAAAA" w:sz="4"/>
+            </w:tcBorders>
+            <w:tcMar>
+              <w:top w:type="dxa" w:w="80"/>
+              <w:left w:type="dxa" w:w="120"/>
+              <w:bottom w:type="dxa" w:w="80"/>
+              <w:right w:type="dxa" w:w="120"/>
+            </w:tcMar>
+          </w:tcPr>
+          <w:p>
+            <w:pPr>
+              <w:spacing w:after="300"/>
+            </w:pPr>
+            <w:r>
+              <w:t xml:space="preserve"/>
+            </w:r>
+          </w:p>
+        </w:tc>
+      </w:tr>
+    </w:tbl>
+    <w:p>
+      <w:pPr>
+        <w:spacing w:after="80"/>
+      </w:pPr>
+      <w:r>
+        <w:t xml:space="preserve"/>
+      </w:r>
+    </w:p>
+    <w:p>
+      <w:pPr>
+        <w:spacing w:after="80"/>
+      </w:pPr>
+      <w:r>
+        <w:rPr>
+          <w:b/>
+          <w:bCs/>
+          <w:sz w:val="20"/>
+          <w:szCs w:val="20"/>
+        </w:rPr>
+        <w:t xml:space="preserve">Passo B — Observe a tabela:</w:t>
+      </w:r>
+    </w:p>
+    <w:p>
+      <w:pPr>
+        <w:spacing w:after="80"/>
+      </w:pPr>
+      <w:r>
+        <w:rPr>
+          <w:sz w:val="20"/>
+          <w:szCs w:val="20"/>
+        </w:rPr>
+        <w:t xml:space="preserve">☐  Há células vazias (NULLs)?          ☐  Há linhas repetidas?</w:t>
+      </w:r>
+    </w:p>
+    <w:p>
+      <w:pPr>
+        <w:spacing w:after="80"/>
+      </w:pPr>
+      <w:r>
+        <w:rPr>
+          <w:b/>
+          <w:bCs/>
+          <w:sz w:val="20"/>
+          <w:szCs w:val="20"/>
+        </w:rPr>
+        <w:t xml:space="preserve">Passo C — Decisão:</w:t>
+      </w:r>
+    </w:p>
+    <w:p>
+      <w:pPr>
+        <w:spacing w:after="80"/>
+      </w:pPr>
+      <w:r>
+        <w:rPr>
+          <w:sz w:val="20"/>
+          <w:szCs w:val="20"/>
+        </w:rPr>
+        <w:t xml:space="preserve">☐  Tudo limpo → ficam 2 tabelas          ☐  Criar tabela associativa: _______________________ → 3 tabelas</w:t>
+      </w:r>
+    </w:p>
+    <w:p>
+      <w:pPr>
+        <w:spacing w:after="80"/>
+      </w:pPr>
+      <w:r>
+        <w:rPr>
+          <w:b/>
+          <w:bCs/>
+          <w:sz w:val="20"/>
+          <w:szCs w:val="20"/>
+        </w:rPr>
+        <w:t xml:space="preserve">Passo D — Regra aplicada: Regra _____</w:t>
+      </w:r>
+    </w:p>
+    <w:p>
+      <w:pPr>
+        <w:spacing w:after="200"/>
+      </w:pPr>
+      <w:r>
+        <w:t xml:space="preserve"/>
+      </w:r>
+    </w:p>
+    <w:p>
+      <w:pPr>
+        <w:shd w:fill="DCE6F1" w:val="clear"/>
+        <w:spacing w:after="80" w:before="200"/>
+      </w:pPr>
+      <w:r>
+        <w:rPr>
+          <w:b/>
+          <w:bCs/>
+          <w:color w:val="1F3864"/>
+          <w:sz w:val="22"/>
+          <w:szCs w:val="22"/>
+        </w:rPr>
+        <w:t xml:space="preserve">  Relação 2:  ________________________________________________________________</w:t>
+      </w:r>
+    </w:p>
+    <w:p>
+      <w:pPr>
+        <w:spacing w:after="80"/>
+      </w:pPr>
+      <w:r>
+        <w:rPr>
+          <w:b/>
+          <w:bCs/>
+          <w:sz w:val="20"/>
+          <w:szCs w:val="20"/>
+        </w:rPr>
+        <w:t xml:space="preserve">Passo A — Tentativa: coloque a FK no lado mais natural e escreva 3 linhas com dados plausíveis.</w:t>
+      </w:r>
+    </w:p>
+    <w:tbl>
+      <w:tblPr>
+        <w:tblW w:type="dxa" w:w="9638"/>
+        <w:tblBorders>
+          <w:top w:val="single" w:color="auto" w:sz="4"/>
+          <w:left w:val="single" w:color="auto" w:sz="4"/>
+          <w:bottom w:val="single" w:color="auto" w:sz="4"/>
+          <w:right w:val="single" w:color="auto" w:sz="4"/>
+          <w:insideH w:val="single" w:color="auto" w:sz="4"/>
+          <w:insideV w:val="single" w:color="auto" w:sz="4"/>
+        </w:tblBorders>
+      </w:tblPr>
+      <w:tblGrid>
+        <w:gridCol w:w="2410"/>
+        <w:gridCol w:w="2410"/>
+        <w:gridCol w:w="2409"/>
+        <w:gridCol w:w="2409"/>
+      </w:tblGrid>
+      <w:tr>
+        <w:trPr>
+          <w:tblHeader/>
+        </w:trPr>
+        <w:tc>
+          <w:tcPr>
+            <w:tcW w:type="dxa" w:w="2410"/>
+            <w:tcBorders>
+              <w:top w:val="single" w:color="AAAAAA" w:sz="4"/>
+              <w:left w:val="single" w:color="AAAAAA" w:sz="4"/>
+              <w:bottom w:val="single" w:color="AAAAAA" w:sz="4"/>
+              <w:right w:val="single" w:color="AAAAAA" w:sz="4"/>
+            </w:tcBorders>
+            <w:shd w:fill="1F3864" w:val="clear"/>
+            <w:tcMar>
+              <w:top w:type="dxa" w:w="80"/>
+              <w:left w:type="dxa" w:w="120"/>
+              <w:bottom w:type="dxa" w:w="80"/>
+              <w:right w:type="dxa" w:w="120"/>
+            </w:tcMar>
+          </w:tcPr>
+          <w:p>
+            <w:r>
+              <w:rPr>
+                <w:b/>
+                <w:bCs/>
+                <w:color w:val="FFFFFF"/>
+                <w:sz w:val="20"/>
+                <w:szCs w:val="20"/>
+              </w:rPr>
+              <w:t xml:space="preserve"/>
+            </w:r>
+          </w:p>
+        </w:tc>
+        <w:tc>
+          <w:tcPr>
+            <w:tcW w:type="dxa" w:w="2410"/>
+            <w:tcBorders>
+              <w:top w:val="single" w:color="AAAAAA" w:sz="4"/>
+              <w:left w:val="single" w:color="AAAAAA" w:sz="4"/>
+              <w:bottom w:val="single" w:color="AAAAAA" w:sz="4"/>
+              <w:right w:val="single" w:color="AAAAAA" w:sz="4"/>
+            </w:tcBorders>
+            <w:shd w:fill="1F3864" w:val="clear"/>
+            <w:tcMar>
+              <w:top w:type="dxa" w:w="80"/>
+              <w:left w:type="dxa" w:w="120"/>
+              <w:bottom w:type="dxa" w:w="80"/>
+              <w:right w:type="dxa" w:w="120"/>
+            </w:tcMar>
+          </w:tcPr>
+          <w:p>
+            <w:r>
+              <w:rPr>
+                <w:b/>
+                <w:bCs/>
+                <w:color w:val="FFFFFF"/>
+                <w:sz w:val="20"/>
+                <w:szCs w:val="20"/>
+              </w:rPr>
+              <w:t xml:space="preserve"/>
+            </w:r>
+          </w:p>
+        </w:tc>
+        <w:tc>
+          <w:tcPr>
+            <w:tcW w:type="dxa" w:w="2409"/>
+            <w:tcBorders>
+              <w:top w:val="single" w:color="AAAAAA" w:sz="4"/>
+              <w:left w:val="single" w:color="AAAAAA" w:sz="4"/>
+              <w:bottom w:val="single" w:color="AAAAAA" w:sz="4"/>
+              <w:right w:val="single" w:color="AAAAAA" w:sz="4"/>
+            </w:tcBorders>
+            <w:shd w:fill="1F3864" w:val="clear"/>
+            <w:tcMar>
+              <w:top w:type="dxa" w:w="80"/>
+              <w:left w:type="dxa" w:w="120"/>
+              <w:bottom w:type="dxa" w:w="80"/>
+              <w:right w:type="dxa" w:w="120"/>
+            </w:tcMar>
+          </w:tcPr>
+          <w:p>
+            <w:r>
+              <w:rPr>
+                <w:b/>
+                <w:bCs/>
+                <w:color w:val="FFFFFF"/>
+                <w:sz w:val="20"/>
+                <w:szCs w:val="20"/>
+              </w:rPr>
+              <w:t xml:space="preserve"/>
+            </w:r>
+          </w:p>
+        </w:tc>
+        <w:tc>
+          <w:tcPr>
+            <w:tcW w:type="dxa" w:w="2409"/>
+            <w:tcBorders>
+              <w:top w:val="single" w:color="AAAAAA" w:sz="4"/>
+              <w:left w:val="single" w:color="AAAAAA" w:sz="4"/>
+              <w:bottom w:val="single" w:color="AAAAAA" w:sz="4"/>
+              <w:right w:val="single" w:color="AAAAAA" w:sz="4"/>
+            </w:tcBorders>
+            <w:shd w:fill="1F3864" w:val="clear"/>
+            <w:tcMar>
+              <w:top w:type="dxa" w:w="80"/>
+              <w:left w:type="dxa" w:w="120"/>
+              <w:bottom w:type="dxa" w:w="80"/>
+              <w:right w:type="dxa" w:w="120"/>
+            </w:tcMar>
+          </w:tcPr>
+          <w:p>
+            <w:r>
+              <w:rPr>
+                <w:b/>
+                <w:bCs/>
+                <w:color w:val="FFFFFF"/>
+                <w:sz w:val="20"/>
+                <w:szCs w:val="20"/>
+              </w:rPr>
               <w:t xml:space="preserve"/>
             </w:r>
           </w:p>
@@ -3411,82 +3696,82 @@
       <w:tr>
         <w:tc>
           <w:tcPr>
-            <w:tcW w:type="dxa" w:w="2400"/>
-            <w:tcBorders>
-              <w:top w:val="single" w:color="AAAAAA" w:sz="4"/>
-              <w:left w:val="single" w:color="AAAAAA" w:sz="4"/>
-              <w:bottom w:val="single" w:color="AAAAAA" w:sz="4"/>
-              <w:right w:val="single" w:color="AAAAAA" w:sz="4"/>
-            </w:tcBorders>
-            <w:tcMar>
-              <w:top w:type="dxa" w:w="80"/>
-              <w:left w:type="dxa" w:w="120"/>
-              <w:bottom w:type="dxa" w:w="80"/>
-              <w:right w:type="dxa" w:w="120"/>
-            </w:tcMar>
-          </w:tcPr>
-          <w:p>
-            <w:pPr>
-              <w:spacing w:after="300"/>
-            </w:pPr>
-            <w:r>
-              <w:t xml:space="preserve"/>
-            </w:r>
-          </w:p>
-        </w:tc>
-        <w:tc>
-          <w:tcPr>
-            <w:tcW w:type="dxa" w:w="3838"/>
-            <w:tcBorders>
-              <w:top w:val="single" w:color="AAAAAA" w:sz="4"/>
-              <w:left w:val="single" w:color="AAAAAA" w:sz="4"/>
-              <w:bottom w:val="single" w:color="AAAAAA" w:sz="4"/>
-              <w:right w:val="single" w:color="AAAAAA" w:sz="4"/>
-            </w:tcBorders>
-            <w:tcMar>
-              <w:top w:type="dxa" w:w="80"/>
-              <w:left w:type="dxa" w:w="120"/>
-              <w:bottom w:type="dxa" w:w="80"/>
-              <w:right w:type="dxa" w:w="120"/>
-            </w:tcMar>
-          </w:tcPr>
-          <w:p>
-            <w:pPr>
-              <w:spacing w:after="300"/>
-            </w:pPr>
-            <w:r>
-              <w:t xml:space="preserve"/>
-            </w:r>
-          </w:p>
-        </w:tc>
-        <w:tc>
-          <w:tcPr>
-            <w:tcW w:type="dxa" w:w="1900"/>
-            <w:tcBorders>
-              <w:top w:val="single" w:color="AAAAAA" w:sz="4"/>
-              <w:left w:val="single" w:color="AAAAAA" w:sz="4"/>
-              <w:bottom w:val="single" w:color="AAAAAA" w:sz="4"/>
-              <w:right w:val="single" w:color="AAAAAA" w:sz="4"/>
-            </w:tcBorders>
-            <w:tcMar>
-              <w:top w:type="dxa" w:w="80"/>
-              <w:left w:type="dxa" w:w="120"/>
-              <w:bottom w:type="dxa" w:w="80"/>
-              <w:right w:type="dxa" w:w="120"/>
-            </w:tcMar>
-          </w:tcPr>
-          <w:p>
-            <w:pPr>
-              <w:spacing w:after="300"/>
-            </w:pPr>
-            <w:r>
-              <w:t xml:space="preserve"/>
-            </w:r>
-          </w:p>
-        </w:tc>
-        <w:tc>
-          <w:tcPr>
-            <w:tcW w:type="dxa" w:w="1500"/>
+            <w:tcW w:type="dxa" w:w="2410"/>
+            <w:tcBorders>
+              <w:top w:val="single" w:color="AAAAAA" w:sz="4"/>
+              <w:left w:val="single" w:color="AAAAAA" w:sz="4"/>
+              <w:bottom w:val="single" w:color="AAAAAA" w:sz="4"/>
+              <w:right w:val="single" w:color="AAAAAA" w:sz="4"/>
+            </w:tcBorders>
+            <w:tcMar>
+              <w:top w:type="dxa" w:w="80"/>
+              <w:left w:type="dxa" w:w="120"/>
+              <w:bottom w:type="dxa" w:w="80"/>
+              <w:right w:type="dxa" w:w="120"/>
+            </w:tcMar>
+          </w:tcPr>
+          <w:p>
+            <w:pPr>
+              <w:spacing w:after="300"/>
+            </w:pPr>
+            <w:r>
+              <w:t xml:space="preserve"/>
+            </w:r>
+          </w:p>
+        </w:tc>
+        <w:tc>
+          <w:tcPr>
+            <w:tcW w:type="dxa" w:w="2410"/>
+            <w:tcBorders>
+              <w:top w:val="single" w:color="AAAAAA" w:sz="4"/>
+              <w:left w:val="single" w:color="AAAAAA" w:sz="4"/>
+              <w:bottom w:val="single" w:color="AAAAAA" w:sz="4"/>
+              <w:right w:val="single" w:color="AAAAAA" w:sz="4"/>
+            </w:tcBorders>
+            <w:tcMar>
+              <w:top w:type="dxa" w:w="80"/>
+              <w:left w:type="dxa" w:w="120"/>
+              <w:bottom w:type="dxa" w:w="80"/>
+              <w:right w:type="dxa" w:w="120"/>
+            </w:tcMar>
+          </w:tcPr>
+          <w:p>
+            <w:pPr>
+              <w:spacing w:after="300"/>
+            </w:pPr>
+            <w:r>
+              <w:t xml:space="preserve"/>
+            </w:r>
+          </w:p>
+        </w:tc>
+        <w:tc>
+          <w:tcPr>
+            <w:tcW w:type="dxa" w:w="2409"/>
+            <w:tcBorders>
+              <w:top w:val="single" w:color="AAAAAA" w:sz="4"/>
+              <w:left w:val="single" w:color="AAAAAA" w:sz="4"/>
+              <w:bottom w:val="single" w:color="AAAAAA" w:sz="4"/>
+              <w:right w:val="single" w:color="AAAAAA" w:sz="4"/>
+            </w:tcBorders>
+            <w:tcMar>
+              <w:top w:type="dxa" w:w="80"/>
+              <w:left w:type="dxa" w:w="120"/>
+              <w:bottom w:type="dxa" w:w="80"/>
+              <w:right w:type="dxa" w:w="120"/>
+            </w:tcMar>
+          </w:tcPr>
+          <w:p>
+            <w:pPr>
+              <w:spacing w:after="300"/>
+            </w:pPr>
+            <w:r>
+              <w:t xml:space="preserve"/>
+            </w:r>
+          </w:p>
+        </w:tc>
+        <w:tc>
+          <w:tcPr>
+            <w:tcW w:type="dxa" w:w="2409"/>
             <w:tcBorders>
               <w:top w:val="single" w:color="AAAAAA" w:sz="4"/>
               <w:left w:val="single" w:color="AAAAAA" w:sz="4"/>
@@ -3513,82 +3798,184 @@
       <w:tr>
         <w:tc>
           <w:tcPr>
-            <w:tcW w:type="dxa" w:w="2400"/>
-            <w:tcBorders>
-              <w:top w:val="single" w:color="AAAAAA" w:sz="4"/>
-              <w:left w:val="single" w:color="AAAAAA" w:sz="4"/>
-              <w:bottom w:val="single" w:color="AAAAAA" w:sz="4"/>
-              <w:right w:val="single" w:color="AAAAAA" w:sz="4"/>
-            </w:tcBorders>
-            <w:tcMar>
-              <w:top w:type="dxa" w:w="80"/>
-              <w:left w:type="dxa" w:w="120"/>
-              <w:bottom w:type="dxa" w:w="80"/>
-              <w:right w:type="dxa" w:w="120"/>
-            </w:tcMar>
-          </w:tcPr>
-          <w:p>
-            <w:pPr>
-              <w:spacing w:after="300"/>
-            </w:pPr>
-            <w:r>
-              <w:t xml:space="preserve"/>
-            </w:r>
-          </w:p>
-        </w:tc>
-        <w:tc>
-          <w:tcPr>
-            <w:tcW w:type="dxa" w:w="3838"/>
-            <w:tcBorders>
-              <w:top w:val="single" w:color="AAAAAA" w:sz="4"/>
-              <w:left w:val="single" w:color="AAAAAA" w:sz="4"/>
-              <w:bottom w:val="single" w:color="AAAAAA" w:sz="4"/>
-              <w:right w:val="single" w:color="AAAAAA" w:sz="4"/>
-            </w:tcBorders>
-            <w:tcMar>
-              <w:top w:type="dxa" w:w="80"/>
-              <w:left w:type="dxa" w:w="120"/>
-              <w:bottom w:type="dxa" w:w="80"/>
-              <w:right w:type="dxa" w:w="120"/>
-            </w:tcMar>
-          </w:tcPr>
-          <w:p>
-            <w:pPr>
-              <w:spacing w:after="300"/>
-            </w:pPr>
-            <w:r>
-              <w:t xml:space="preserve"/>
-            </w:r>
-          </w:p>
-        </w:tc>
-        <w:tc>
-          <w:tcPr>
-            <w:tcW w:type="dxa" w:w="1900"/>
-            <w:tcBorders>
-              <w:top w:val="single" w:color="AAAAAA" w:sz="4"/>
-              <w:left w:val="single" w:color="AAAAAA" w:sz="4"/>
-              <w:bottom w:val="single" w:color="AAAAAA" w:sz="4"/>
-              <w:right w:val="single" w:color="AAAAAA" w:sz="4"/>
-            </w:tcBorders>
-            <w:tcMar>
-              <w:top w:type="dxa" w:w="80"/>
-              <w:left w:type="dxa" w:w="120"/>
-              <w:bottom w:type="dxa" w:w="80"/>
-              <w:right w:type="dxa" w:w="120"/>
-            </w:tcMar>
-          </w:tcPr>
-          <w:p>
-            <w:pPr>
-              <w:spacing w:after="300"/>
-            </w:pPr>
-            <w:r>
-              <w:t xml:space="preserve"/>
-            </w:r>
-          </w:p>
-        </w:tc>
-        <w:tc>
-          <w:tcPr>
-            <w:tcW w:type="dxa" w:w="1500"/>
+            <w:tcW w:type="dxa" w:w="2410"/>
+            <w:tcBorders>
+              <w:top w:val="single" w:color="AAAAAA" w:sz="4"/>
+              <w:left w:val="single" w:color="AAAAAA" w:sz="4"/>
+              <w:bottom w:val="single" w:color="AAAAAA" w:sz="4"/>
+              <w:right w:val="single" w:color="AAAAAA" w:sz="4"/>
+            </w:tcBorders>
+            <w:tcMar>
+              <w:top w:type="dxa" w:w="80"/>
+              <w:left w:type="dxa" w:w="120"/>
+              <w:bottom w:type="dxa" w:w="80"/>
+              <w:right w:type="dxa" w:w="120"/>
+            </w:tcMar>
+          </w:tcPr>
+          <w:p>
+            <w:pPr>
+              <w:spacing w:after="300"/>
+            </w:pPr>
+            <w:r>
+              <w:t xml:space="preserve"/>
+            </w:r>
+          </w:p>
+        </w:tc>
+        <w:tc>
+          <w:tcPr>
+            <w:tcW w:type="dxa" w:w="2410"/>
+            <w:tcBorders>
+              <w:top w:val="single" w:color="AAAAAA" w:sz="4"/>
+              <w:left w:val="single" w:color="AAAAAA" w:sz="4"/>
+              <w:bottom w:val="single" w:color="AAAAAA" w:sz="4"/>
+              <w:right w:val="single" w:color="AAAAAA" w:sz="4"/>
+            </w:tcBorders>
+            <w:tcMar>
+              <w:top w:type="dxa" w:w="80"/>
+              <w:left w:type="dxa" w:w="120"/>
+              <w:bottom w:type="dxa" w:w="80"/>
+              <w:right w:type="dxa" w:w="120"/>
+            </w:tcMar>
+          </w:tcPr>
+          <w:p>
+            <w:pPr>
+              <w:spacing w:after="300"/>
+            </w:pPr>
+            <w:r>
+              <w:t xml:space="preserve"/>
+            </w:r>
+          </w:p>
+        </w:tc>
+        <w:tc>
+          <w:tcPr>
+            <w:tcW w:type="dxa" w:w="2409"/>
+            <w:tcBorders>
+              <w:top w:val="single" w:color="AAAAAA" w:sz="4"/>
+              <w:left w:val="single" w:color="AAAAAA" w:sz="4"/>
+              <w:bottom w:val="single" w:color="AAAAAA" w:sz="4"/>
+              <w:right w:val="single" w:color="AAAAAA" w:sz="4"/>
+            </w:tcBorders>
+            <w:tcMar>
+              <w:top w:type="dxa" w:w="80"/>
+              <w:left w:type="dxa" w:w="120"/>
+              <w:bottom w:type="dxa" w:w="80"/>
+              <w:right w:type="dxa" w:w="120"/>
+            </w:tcMar>
+          </w:tcPr>
+          <w:p>
+            <w:pPr>
+              <w:spacing w:after="300"/>
+            </w:pPr>
+            <w:r>
+              <w:t xml:space="preserve"/>
+            </w:r>
+          </w:p>
+        </w:tc>
+        <w:tc>
+          <w:tcPr>
+            <w:tcW w:type="dxa" w:w="2409"/>
+            <w:tcBorders>
+              <w:top w:val="single" w:color="AAAAAA" w:sz="4"/>
+              <w:left w:val="single" w:color="AAAAAA" w:sz="4"/>
+              <w:bottom w:val="single" w:color="AAAAAA" w:sz="4"/>
+              <w:right w:val="single" w:color="AAAAAA" w:sz="4"/>
+            </w:tcBorders>
+            <w:tcMar>
+              <w:top w:type="dxa" w:w="80"/>
+              <w:left w:type="dxa" w:w="120"/>
+              <w:bottom w:type="dxa" w:w="80"/>
+              <w:right w:type="dxa" w:w="120"/>
+            </w:tcMar>
+          </w:tcPr>
+          <w:p>
+            <w:pPr>
+              <w:spacing w:after="300"/>
+            </w:pPr>
+            <w:r>
+              <w:t xml:space="preserve"/>
+            </w:r>
+          </w:p>
+        </w:tc>
+      </w:tr>
+      <w:tr>
+        <w:tc>
+          <w:tcPr>
+            <w:tcW w:type="dxa" w:w="2410"/>
+            <w:tcBorders>
+              <w:top w:val="single" w:color="AAAAAA" w:sz="4"/>
+              <w:left w:val="single" w:color="AAAAAA" w:sz="4"/>
+              <w:bottom w:val="single" w:color="AAAAAA" w:sz="4"/>
+              <w:right w:val="single" w:color="AAAAAA" w:sz="4"/>
+            </w:tcBorders>
+            <w:tcMar>
+              <w:top w:type="dxa" w:w="80"/>
+              <w:left w:type="dxa" w:w="120"/>
+              <w:bottom w:type="dxa" w:w="80"/>
+              <w:right w:type="dxa" w:w="120"/>
+            </w:tcMar>
+          </w:tcPr>
+          <w:p>
+            <w:pPr>
+              <w:spacing w:after="300"/>
+            </w:pPr>
+            <w:r>
+              <w:t xml:space="preserve"/>
+            </w:r>
+          </w:p>
+        </w:tc>
+        <w:tc>
+          <w:tcPr>
+            <w:tcW w:type="dxa" w:w="2410"/>
+            <w:tcBorders>
+              <w:top w:val="single" w:color="AAAAAA" w:sz="4"/>
+              <w:left w:val="single" w:color="AAAAAA" w:sz="4"/>
+              <w:bottom w:val="single" w:color="AAAAAA" w:sz="4"/>
+              <w:right w:val="single" w:color="AAAAAA" w:sz="4"/>
+            </w:tcBorders>
+            <w:tcMar>
+              <w:top w:type="dxa" w:w="80"/>
+              <w:left w:type="dxa" w:w="120"/>
+              <w:bottom w:type="dxa" w:w="80"/>
+              <w:right w:type="dxa" w:w="120"/>
+            </w:tcMar>
+          </w:tcPr>
+          <w:p>
+            <w:pPr>
+              <w:spacing w:after="300"/>
+            </w:pPr>
+            <w:r>
+              <w:t xml:space="preserve"/>
+            </w:r>
+          </w:p>
+        </w:tc>
+        <w:tc>
+          <w:tcPr>
+            <w:tcW w:type="dxa" w:w="2409"/>
+            <w:tcBorders>
+              <w:top w:val="single" w:color="AAAAAA" w:sz="4"/>
+              <w:left w:val="single" w:color="AAAAAA" w:sz="4"/>
+              <w:bottom w:val="single" w:color="AAAAAA" w:sz="4"/>
+              <w:right w:val="single" w:color="AAAAAA" w:sz="4"/>
+            </w:tcBorders>
+            <w:tcMar>
+              <w:top w:type="dxa" w:w="80"/>
+              <w:left w:type="dxa" w:w="120"/>
+              <w:bottom w:type="dxa" w:w="80"/>
+              <w:right w:type="dxa" w:w="120"/>
+            </w:tcMar>
+          </w:tcPr>
+          <w:p>
+            <w:pPr>
+              <w:spacing w:after="300"/>
+            </w:pPr>
+            <w:r>
+              <w:t xml:space="preserve"/>
+            </w:r>
+          </w:p>
+        </w:tc>
+        <w:tc>
+          <w:tcPr>
+            <w:tcW w:type="dxa" w:w="2409"/>
             <w:tcBorders>
               <w:top w:val="single" w:color="AAAAAA" w:sz="4"/>
               <w:left w:val="single" w:color="AAAAAA" w:sz="4"/>
@@ -3613,6 +4000,642 @@
         </w:tc>
       </w:tr>
     </w:tbl>
+    <w:p>
+      <w:pPr>
+        <w:spacing w:after="80"/>
+      </w:pPr>
+      <w:r>
+        <w:t xml:space="preserve"/>
+      </w:r>
+    </w:p>
+    <w:p>
+      <w:pPr>
+        <w:spacing w:after="80"/>
+      </w:pPr>
+      <w:r>
+        <w:rPr>
+          <w:b/>
+          <w:bCs/>
+          <w:sz w:val="20"/>
+          <w:szCs w:val="20"/>
+        </w:rPr>
+        <w:t xml:space="preserve">Passo B — Observe a tabela:</w:t>
+      </w:r>
+    </w:p>
+    <w:p>
+      <w:pPr>
+        <w:spacing w:after="80"/>
+      </w:pPr>
+      <w:r>
+        <w:rPr>
+          <w:sz w:val="20"/>
+          <w:szCs w:val="20"/>
+        </w:rPr>
+        <w:t xml:space="preserve">☐  Há células vazias (NULLs)?          ☐  Há linhas repetidas?</w:t>
+      </w:r>
+    </w:p>
+    <w:p>
+      <w:pPr>
+        <w:spacing w:after="80"/>
+      </w:pPr>
+      <w:r>
+        <w:rPr>
+          <w:b/>
+          <w:bCs/>
+          <w:sz w:val="20"/>
+          <w:szCs w:val="20"/>
+        </w:rPr>
+        <w:t xml:space="preserve">Passo C — Decisão:</w:t>
+      </w:r>
+    </w:p>
+    <w:p>
+      <w:pPr>
+        <w:spacing w:after="80"/>
+      </w:pPr>
+      <w:r>
+        <w:rPr>
+          <w:sz w:val="20"/>
+          <w:szCs w:val="20"/>
+        </w:rPr>
+        <w:t xml:space="preserve">☐  Tudo limpo → ficam 2 tabelas          ☐  Criar tabela associativa: _______________________ → 3 tabelas</w:t>
+      </w:r>
+    </w:p>
+    <w:p>
+      <w:pPr>
+        <w:spacing w:after="80"/>
+      </w:pPr>
+      <w:r>
+        <w:rPr>
+          <w:b/>
+          <w:bCs/>
+          <w:sz w:val="20"/>
+          <w:szCs w:val="20"/>
+        </w:rPr>
+        <w:t xml:space="preserve">Passo D — Regra aplicada: Regra _____</w:t>
+      </w:r>
+    </w:p>
+    <w:p>
+      <w:pPr>
+        <w:spacing w:after="200"/>
+      </w:pPr>
+      <w:r>
+        <w:t xml:space="preserve"/>
+      </w:r>
+    </w:p>
+    <w:p>
+      <w:pPr>
+        <w:shd w:fill="DCE6F1" w:val="clear"/>
+        <w:spacing w:after="80" w:before="200"/>
+      </w:pPr>
+      <w:r>
+        <w:rPr>
+          <w:b/>
+          <w:bCs/>
+          <w:color w:val="1F3864"/>
+          <w:sz w:val="22"/>
+          <w:szCs w:val="22"/>
+        </w:rPr>
+        <w:t xml:space="preserve">  Relação 3:  ________________________________________________________________</w:t>
+      </w:r>
+    </w:p>
+    <w:p>
+      <w:pPr>
+        <w:spacing w:after="80"/>
+      </w:pPr>
+      <w:r>
+        <w:rPr>
+          <w:b/>
+          <w:bCs/>
+          <w:sz w:val="20"/>
+          <w:szCs w:val="20"/>
+        </w:rPr>
+        <w:t xml:space="preserve">Passo A — Tentativa: coloque a FK no lado mais natural e escreva 3 linhas com dados plausíveis.</w:t>
+      </w:r>
+    </w:p>
+    <w:tbl>
+      <w:tblPr>
+        <w:tblW w:type="dxa" w:w="9638"/>
+        <w:tblBorders>
+          <w:top w:val="single" w:color="auto" w:sz="4"/>
+          <w:left w:val="single" w:color="auto" w:sz="4"/>
+          <w:bottom w:val="single" w:color="auto" w:sz="4"/>
+          <w:right w:val="single" w:color="auto" w:sz="4"/>
+          <w:insideH w:val="single" w:color="auto" w:sz="4"/>
+          <w:insideV w:val="single" w:color="auto" w:sz="4"/>
+        </w:tblBorders>
+      </w:tblPr>
+      <w:tblGrid>
+        <w:gridCol w:w="2410"/>
+        <w:gridCol w:w="2410"/>
+        <w:gridCol w:w="2409"/>
+        <w:gridCol w:w="2409"/>
+      </w:tblGrid>
+      <w:tr>
+        <w:trPr>
+          <w:tblHeader/>
+        </w:trPr>
+        <w:tc>
+          <w:tcPr>
+            <w:tcW w:type="dxa" w:w="2410"/>
+            <w:tcBorders>
+              <w:top w:val="single" w:color="AAAAAA" w:sz="4"/>
+              <w:left w:val="single" w:color="AAAAAA" w:sz="4"/>
+              <w:bottom w:val="single" w:color="AAAAAA" w:sz="4"/>
+              <w:right w:val="single" w:color="AAAAAA" w:sz="4"/>
+            </w:tcBorders>
+            <w:shd w:fill="1F3864" w:val="clear"/>
+            <w:tcMar>
+              <w:top w:type="dxa" w:w="80"/>
+              <w:left w:type="dxa" w:w="120"/>
+              <w:bottom w:type="dxa" w:w="80"/>
+              <w:right w:type="dxa" w:w="120"/>
+            </w:tcMar>
+          </w:tcPr>
+          <w:p>
+            <w:r>
+              <w:rPr>
+                <w:b/>
+                <w:bCs/>
+                <w:color w:val="FFFFFF"/>
+                <w:sz w:val="20"/>
+                <w:szCs w:val="20"/>
+              </w:rPr>
+              <w:t xml:space="preserve"/>
+            </w:r>
+          </w:p>
+        </w:tc>
+        <w:tc>
+          <w:tcPr>
+            <w:tcW w:type="dxa" w:w="2410"/>
+            <w:tcBorders>
+              <w:top w:val="single" w:color="AAAAAA" w:sz="4"/>
+              <w:left w:val="single" w:color="AAAAAA" w:sz="4"/>
+              <w:bottom w:val="single" w:color="AAAAAA" w:sz="4"/>
+              <w:right w:val="single" w:color="AAAAAA" w:sz="4"/>
+            </w:tcBorders>
+            <w:shd w:fill="1F3864" w:val="clear"/>
+            <w:tcMar>
+              <w:top w:type="dxa" w:w="80"/>
+              <w:left w:type="dxa" w:w="120"/>
+              <w:bottom w:type="dxa" w:w="80"/>
+              <w:right w:type="dxa" w:w="120"/>
+            </w:tcMar>
+          </w:tcPr>
+          <w:p>
+            <w:r>
+              <w:rPr>
+                <w:b/>
+                <w:bCs/>
+                <w:color w:val="FFFFFF"/>
+                <w:sz w:val="20"/>
+                <w:szCs w:val="20"/>
+              </w:rPr>
+              <w:t xml:space="preserve"/>
+            </w:r>
+          </w:p>
+        </w:tc>
+        <w:tc>
+          <w:tcPr>
+            <w:tcW w:type="dxa" w:w="2409"/>
+            <w:tcBorders>
+              <w:top w:val="single" w:color="AAAAAA" w:sz="4"/>
+              <w:left w:val="single" w:color="AAAAAA" w:sz="4"/>
+              <w:bottom w:val="single" w:color="AAAAAA" w:sz="4"/>
+              <w:right w:val="single" w:color="AAAAAA" w:sz="4"/>
+            </w:tcBorders>
+            <w:shd w:fill="1F3864" w:val="clear"/>
+            <w:tcMar>
+              <w:top w:type="dxa" w:w="80"/>
+              <w:left w:type="dxa" w:w="120"/>
+              <w:bottom w:type="dxa" w:w="80"/>
+              <w:right w:type="dxa" w:w="120"/>
+            </w:tcMar>
+          </w:tcPr>
+          <w:p>
+            <w:r>
+              <w:rPr>
+                <w:b/>
+                <w:bCs/>
+                <w:color w:val="FFFFFF"/>
+                <w:sz w:val="20"/>
+                <w:szCs w:val="20"/>
+              </w:rPr>
+              <w:t xml:space="preserve"/>
+            </w:r>
+          </w:p>
+        </w:tc>
+        <w:tc>
+          <w:tcPr>
+            <w:tcW w:type="dxa" w:w="2409"/>
+            <w:tcBorders>
+              <w:top w:val="single" w:color="AAAAAA" w:sz="4"/>
+              <w:left w:val="single" w:color="AAAAAA" w:sz="4"/>
+              <w:bottom w:val="single" w:color="AAAAAA" w:sz="4"/>
+              <w:right w:val="single" w:color="AAAAAA" w:sz="4"/>
+            </w:tcBorders>
+            <w:shd w:fill="1F3864" w:val="clear"/>
+            <w:tcMar>
+              <w:top w:type="dxa" w:w="80"/>
+              <w:left w:type="dxa" w:w="120"/>
+              <w:bottom w:type="dxa" w:w="80"/>
+              <w:right w:type="dxa" w:w="120"/>
+            </w:tcMar>
+          </w:tcPr>
+          <w:p>
+            <w:r>
+              <w:rPr>
+                <w:b/>
+                <w:bCs/>
+                <w:color w:val="FFFFFF"/>
+                <w:sz w:val="20"/>
+                <w:szCs w:val="20"/>
+              </w:rPr>
+              <w:t xml:space="preserve"/>
+            </w:r>
+          </w:p>
+        </w:tc>
+      </w:tr>
+      <w:tr>
+        <w:tc>
+          <w:tcPr>
+            <w:tcW w:type="dxa" w:w="2410"/>
+            <w:tcBorders>
+              <w:top w:val="single" w:color="AAAAAA" w:sz="4"/>
+              <w:left w:val="single" w:color="AAAAAA" w:sz="4"/>
+              <w:bottom w:val="single" w:color="AAAAAA" w:sz="4"/>
+              <w:right w:val="single" w:color="AAAAAA" w:sz="4"/>
+            </w:tcBorders>
+            <w:tcMar>
+              <w:top w:type="dxa" w:w="80"/>
+              <w:left w:type="dxa" w:w="120"/>
+              <w:bottom w:type="dxa" w:w="80"/>
+              <w:right w:type="dxa" w:w="120"/>
+            </w:tcMar>
+          </w:tcPr>
+          <w:p>
+            <w:pPr>
+              <w:spacing w:after="300"/>
+            </w:pPr>
+            <w:r>
+              <w:t xml:space="preserve"/>
+            </w:r>
+          </w:p>
+        </w:tc>
+        <w:tc>
+          <w:tcPr>
+            <w:tcW w:type="dxa" w:w="2410"/>
+            <w:tcBorders>
+              <w:top w:val="single" w:color="AAAAAA" w:sz="4"/>
+              <w:left w:val="single" w:color="AAAAAA" w:sz="4"/>
+              <w:bottom w:val="single" w:color="AAAAAA" w:sz="4"/>
+              <w:right w:val="single" w:color="AAAAAA" w:sz="4"/>
+            </w:tcBorders>
+            <w:tcMar>
+              <w:top w:type="dxa" w:w="80"/>
+              <w:left w:type="dxa" w:w="120"/>
+              <w:bottom w:type="dxa" w:w="80"/>
+              <w:right w:type="dxa" w:w="120"/>
+            </w:tcMar>
+          </w:tcPr>
+          <w:p>
+            <w:pPr>
+              <w:spacing w:after="300"/>
+            </w:pPr>
+            <w:r>
+              <w:t xml:space="preserve"/>
+            </w:r>
+          </w:p>
+        </w:tc>
+        <w:tc>
+          <w:tcPr>
+            <w:tcW w:type="dxa" w:w="2409"/>
+            <w:tcBorders>
+              <w:top w:val="single" w:color="AAAAAA" w:sz="4"/>
+              <w:left w:val="single" w:color="AAAAAA" w:sz="4"/>
+              <w:bottom w:val="single" w:color="AAAAAA" w:sz="4"/>
+              <w:right w:val="single" w:color="AAAAAA" w:sz="4"/>
+            </w:tcBorders>
+            <w:tcMar>
+              <w:top w:type="dxa" w:w="80"/>
+              <w:left w:type="dxa" w:w="120"/>
+              <w:bottom w:type="dxa" w:w="80"/>
+              <w:right w:type="dxa" w:w="120"/>
+            </w:tcMar>
+          </w:tcPr>
+          <w:p>
+            <w:pPr>
+              <w:spacing w:after="300"/>
+            </w:pPr>
+            <w:r>
+              <w:t xml:space="preserve"/>
+            </w:r>
+          </w:p>
+        </w:tc>
+        <w:tc>
+          <w:tcPr>
+            <w:tcW w:type="dxa" w:w="2409"/>
+            <w:tcBorders>
+              <w:top w:val="single" w:color="AAAAAA" w:sz="4"/>
+              <w:left w:val="single" w:color="AAAAAA" w:sz="4"/>
+              <w:bottom w:val="single" w:color="AAAAAA" w:sz="4"/>
+              <w:right w:val="single" w:color="AAAAAA" w:sz="4"/>
+            </w:tcBorders>
+            <w:tcMar>
+              <w:top w:type="dxa" w:w="80"/>
+              <w:left w:type="dxa" w:w="120"/>
+              <w:bottom w:type="dxa" w:w="80"/>
+              <w:right w:type="dxa" w:w="120"/>
+            </w:tcMar>
+          </w:tcPr>
+          <w:p>
+            <w:pPr>
+              <w:spacing w:after="300"/>
+            </w:pPr>
+            <w:r>
+              <w:t xml:space="preserve"/>
+            </w:r>
+          </w:p>
+        </w:tc>
+      </w:tr>
+      <w:tr>
+        <w:tc>
+          <w:tcPr>
+            <w:tcW w:type="dxa" w:w="2410"/>
+            <w:tcBorders>
+              <w:top w:val="single" w:color="AAAAAA" w:sz="4"/>
+              <w:left w:val="single" w:color="AAAAAA" w:sz="4"/>
+              <w:bottom w:val="single" w:color="AAAAAA" w:sz="4"/>
+              <w:right w:val="single" w:color="AAAAAA" w:sz="4"/>
+            </w:tcBorders>
+            <w:tcMar>
+              <w:top w:type="dxa" w:w="80"/>
+              <w:left w:type="dxa" w:w="120"/>
+              <w:bottom w:type="dxa" w:w="80"/>
+              <w:right w:type="dxa" w:w="120"/>
+            </w:tcMar>
+          </w:tcPr>
+          <w:p>
+            <w:pPr>
+              <w:spacing w:after="300"/>
+            </w:pPr>
+            <w:r>
+              <w:t xml:space="preserve"/>
+            </w:r>
+          </w:p>
+        </w:tc>
+        <w:tc>
+          <w:tcPr>
+            <w:tcW w:type="dxa" w:w="2410"/>
+            <w:tcBorders>
+              <w:top w:val="single" w:color="AAAAAA" w:sz="4"/>
+              <w:left w:val="single" w:color="AAAAAA" w:sz="4"/>
+              <w:bottom w:val="single" w:color="AAAAAA" w:sz="4"/>
+              <w:right w:val="single" w:color="AAAAAA" w:sz="4"/>
+            </w:tcBorders>
+            <w:tcMar>
+              <w:top w:type="dxa" w:w="80"/>
+              <w:left w:type="dxa" w:w="120"/>
+              <w:bottom w:type="dxa" w:w="80"/>
+              <w:right w:type="dxa" w:w="120"/>
+            </w:tcMar>
+          </w:tcPr>
+          <w:p>
+            <w:pPr>
+              <w:spacing w:after="300"/>
+            </w:pPr>
+            <w:r>
+              <w:t xml:space="preserve"/>
+            </w:r>
+          </w:p>
+        </w:tc>
+        <w:tc>
+          <w:tcPr>
+            <w:tcW w:type="dxa" w:w="2409"/>
+            <w:tcBorders>
+              <w:top w:val="single" w:color="AAAAAA" w:sz="4"/>
+              <w:left w:val="single" w:color="AAAAAA" w:sz="4"/>
+              <w:bottom w:val="single" w:color="AAAAAA" w:sz="4"/>
+              <w:right w:val="single" w:color="AAAAAA" w:sz="4"/>
+            </w:tcBorders>
+            <w:tcMar>
+              <w:top w:type="dxa" w:w="80"/>
+              <w:left w:type="dxa" w:w="120"/>
+              <w:bottom w:type="dxa" w:w="80"/>
+              <w:right w:type="dxa" w:w="120"/>
+            </w:tcMar>
+          </w:tcPr>
+          <w:p>
+            <w:pPr>
+              <w:spacing w:after="300"/>
+            </w:pPr>
+            <w:r>
+              <w:t xml:space="preserve"/>
+            </w:r>
+          </w:p>
+        </w:tc>
+        <w:tc>
+          <w:tcPr>
+            <w:tcW w:type="dxa" w:w="2409"/>
+            <w:tcBorders>
+              <w:top w:val="single" w:color="AAAAAA" w:sz="4"/>
+              <w:left w:val="single" w:color="AAAAAA" w:sz="4"/>
+              <w:bottom w:val="single" w:color="AAAAAA" w:sz="4"/>
+              <w:right w:val="single" w:color="AAAAAA" w:sz="4"/>
+            </w:tcBorders>
+            <w:tcMar>
+              <w:top w:type="dxa" w:w="80"/>
+              <w:left w:type="dxa" w:w="120"/>
+              <w:bottom w:type="dxa" w:w="80"/>
+              <w:right w:type="dxa" w:w="120"/>
+            </w:tcMar>
+          </w:tcPr>
+          <w:p>
+            <w:pPr>
+              <w:spacing w:after="300"/>
+            </w:pPr>
+            <w:r>
+              <w:t xml:space="preserve"/>
+            </w:r>
+          </w:p>
+        </w:tc>
+      </w:tr>
+      <w:tr>
+        <w:tc>
+          <w:tcPr>
+            <w:tcW w:type="dxa" w:w="2410"/>
+            <w:tcBorders>
+              <w:top w:val="single" w:color="AAAAAA" w:sz="4"/>
+              <w:left w:val="single" w:color="AAAAAA" w:sz="4"/>
+              <w:bottom w:val="single" w:color="AAAAAA" w:sz="4"/>
+              <w:right w:val="single" w:color="AAAAAA" w:sz="4"/>
+            </w:tcBorders>
+            <w:tcMar>
+              <w:top w:type="dxa" w:w="80"/>
+              <w:left w:type="dxa" w:w="120"/>
+              <w:bottom w:type="dxa" w:w="80"/>
+              <w:right w:type="dxa" w:w="120"/>
+            </w:tcMar>
+          </w:tcPr>
+          <w:p>
+            <w:pPr>
+              <w:spacing w:after="300"/>
+            </w:pPr>
+            <w:r>
+              <w:t xml:space="preserve"/>
+            </w:r>
+          </w:p>
+        </w:tc>
+        <w:tc>
+          <w:tcPr>
+            <w:tcW w:type="dxa" w:w="2410"/>
+            <w:tcBorders>
+              <w:top w:val="single" w:color="AAAAAA" w:sz="4"/>
+              <w:left w:val="single" w:color="AAAAAA" w:sz="4"/>
+              <w:bottom w:val="single" w:color="AAAAAA" w:sz="4"/>
+              <w:right w:val="single" w:color="AAAAAA" w:sz="4"/>
+            </w:tcBorders>
+            <w:tcMar>
+              <w:top w:type="dxa" w:w="80"/>
+              <w:left w:type="dxa" w:w="120"/>
+              <w:bottom w:type="dxa" w:w="80"/>
+              <w:right w:type="dxa" w:w="120"/>
+            </w:tcMar>
+          </w:tcPr>
+          <w:p>
+            <w:pPr>
+              <w:spacing w:after="300"/>
+            </w:pPr>
+            <w:r>
+              <w:t xml:space="preserve"/>
+            </w:r>
+          </w:p>
+        </w:tc>
+        <w:tc>
+          <w:tcPr>
+            <w:tcW w:type="dxa" w:w="2409"/>
+            <w:tcBorders>
+              <w:top w:val="single" w:color="AAAAAA" w:sz="4"/>
+              <w:left w:val="single" w:color="AAAAAA" w:sz="4"/>
+              <w:bottom w:val="single" w:color="AAAAAA" w:sz="4"/>
+              <w:right w:val="single" w:color="AAAAAA" w:sz="4"/>
+            </w:tcBorders>
+            <w:tcMar>
+              <w:top w:type="dxa" w:w="80"/>
+              <w:left w:type="dxa" w:w="120"/>
+              <w:bottom w:type="dxa" w:w="80"/>
+              <w:right w:type="dxa" w:w="120"/>
+            </w:tcMar>
+          </w:tcPr>
+          <w:p>
+            <w:pPr>
+              <w:spacing w:after="300"/>
+            </w:pPr>
+            <w:r>
+              <w:t xml:space="preserve"/>
+            </w:r>
+          </w:p>
+        </w:tc>
+        <w:tc>
+          <w:tcPr>
+            <w:tcW w:type="dxa" w:w="2409"/>
+            <w:tcBorders>
+              <w:top w:val="single" w:color="AAAAAA" w:sz="4"/>
+              <w:left w:val="single" w:color="AAAAAA" w:sz="4"/>
+              <w:bottom w:val="single" w:color="AAAAAA" w:sz="4"/>
+              <w:right w:val="single" w:color="AAAAAA" w:sz="4"/>
+            </w:tcBorders>
+            <w:tcMar>
+              <w:top w:type="dxa" w:w="80"/>
+              <w:left w:type="dxa" w:w="120"/>
+              <w:bottom w:type="dxa" w:w="80"/>
+              <w:right w:type="dxa" w:w="120"/>
+            </w:tcMar>
+          </w:tcPr>
+          <w:p>
+            <w:pPr>
+              <w:spacing w:after="300"/>
+            </w:pPr>
+            <w:r>
+              <w:t xml:space="preserve"/>
+            </w:r>
+          </w:p>
+        </w:tc>
+      </w:tr>
+    </w:tbl>
+    <w:p>
+      <w:pPr>
+        <w:spacing w:after="80"/>
+      </w:pPr>
+      <w:r>
+        <w:t xml:space="preserve"/>
+      </w:r>
+    </w:p>
+    <w:p>
+      <w:pPr>
+        <w:spacing w:after="80"/>
+      </w:pPr>
+      <w:r>
+        <w:rPr>
+          <w:b/>
+          <w:bCs/>
+          <w:sz w:val="20"/>
+          <w:szCs w:val="20"/>
+        </w:rPr>
+        <w:t xml:space="preserve">Passo B — Observe a tabela:</w:t>
+      </w:r>
+    </w:p>
+    <w:p>
+      <w:pPr>
+        <w:spacing w:after="80"/>
+      </w:pPr>
+      <w:r>
+        <w:rPr>
+          <w:sz w:val="20"/>
+          <w:szCs w:val="20"/>
+        </w:rPr>
+        <w:t xml:space="preserve">☐  Há células vazias (NULLs)?          ☐  Há linhas repetidas?</w:t>
+      </w:r>
+    </w:p>
+    <w:p>
+      <w:pPr>
+        <w:spacing w:after="80"/>
+      </w:pPr>
+      <w:r>
+        <w:rPr>
+          <w:b/>
+          <w:bCs/>
+          <w:sz w:val="20"/>
+          <w:szCs w:val="20"/>
+        </w:rPr>
+        <w:t xml:space="preserve">Passo C — Decisão:</w:t>
+      </w:r>
+    </w:p>
+    <w:p>
+      <w:pPr>
+        <w:spacing w:after="80"/>
+      </w:pPr>
+      <w:r>
+        <w:rPr>
+          <w:sz w:val="20"/>
+          <w:szCs w:val="20"/>
+        </w:rPr>
+        <w:t xml:space="preserve">☐  Tudo limpo → ficam 2 tabelas          ☐  Criar tabela associativa: _______________________ → 3 tabelas</w:t>
+      </w:r>
+    </w:p>
+    <w:p>
+      <w:pPr>
+        <w:spacing w:after="80"/>
+      </w:pPr>
+      <w:r>
+        <w:rPr>
+          <w:b/>
+          <w:bCs/>
+          <w:sz w:val="20"/>
+          <w:szCs w:val="20"/>
+        </w:rPr>
+        <w:t xml:space="preserve">Passo D — Regra aplicada: Regra _____</w:t>
+      </w:r>
+    </w:p>
     <w:p>
       <w:pPr>
         <w:spacing w:after="200"/>

--- a/docs/er/worksheets/template-er.docx
+++ b/docs/er/worksheets/template-er.docx
@@ -2035,7 +2035,11 @@
         <w:spacing w:after="120"/>
       </w:pPr>
       <w:r>
-        <w:t xml:space="preserve"/>
+        <w:rPr>
+          <w:sz w:val="22"/>
+          <w:szCs w:val="22"/>
+        </w:rPr>
+        <w:t xml:space="preserve">1.</w:t>
       </w:r>
     </w:p>
     <w:p>
@@ -2046,7 +2050,11 @@
         <w:spacing w:after="120"/>
       </w:pPr>
       <w:r>
-        <w:t xml:space="preserve"/>
+        <w:rPr>
+          <w:sz w:val="22"/>
+          <w:szCs w:val="22"/>
+        </w:rPr>
+        <w:t xml:space="preserve">2.</w:t>
       </w:r>
     </w:p>
     <w:p>
@@ -2057,7 +2065,11 @@
         <w:spacing w:after="120"/>
       </w:pPr>
       <w:r>
-        <w:t xml:space="preserve"/>
+        <w:rPr>
+          <w:sz w:val="22"/>
+          <w:szCs w:val="22"/>
+        </w:rPr>
+        <w:t xml:space="preserve">3.</w:t>
       </w:r>
     </w:p>
     <w:p>
@@ -2068,7 +2080,11 @@
         <w:spacing w:after="120"/>
       </w:pPr>
       <w:r>
-        <w:t xml:space="preserve"/>
+        <w:rPr>
+          <w:sz w:val="22"/>
+          <w:szCs w:val="22"/>
+        </w:rPr>
+        <w:t xml:space="preserve">4.</w:t>
       </w:r>
     </w:p>
     <w:p>
@@ -2079,7 +2095,11 @@
         <w:spacing w:after="120"/>
       </w:pPr>
       <w:r>
-        <w:t xml:space="preserve"/>
+        <w:rPr>
+          <w:sz w:val="22"/>
+          <w:szCs w:val="22"/>
+        </w:rPr>
+        <w:t xml:space="preserve">5.</w:t>
       </w:r>
     </w:p>
     <w:p>
@@ -2090,7 +2110,11 @@
         <w:spacing w:after="120"/>
       </w:pPr>
       <w:r>
-        <w:t xml:space="preserve"/>
+        <w:rPr>
+          <w:sz w:val="22"/>
+          <w:szCs w:val="22"/>
+        </w:rPr>
+        <w:t xml:space="preserve">6.</w:t>
       </w:r>
     </w:p>
     <w:p>
@@ -2101,7 +2125,11 @@
         <w:spacing w:after="120"/>
       </w:pPr>
       <w:r>
-        <w:t xml:space="preserve"/>
+        <w:rPr>
+          <w:sz w:val="22"/>
+          <w:szCs w:val="22"/>
+        </w:rPr>
+        <w:t xml:space="preserve">7.</w:t>
       </w:r>
     </w:p>
     <w:p>

--- a/docs/er/worksheets/template-er.docx
+++ b/docs/er/worksheets/template-er.docx
@@ -2902,7 +2902,7 @@
           <w:sz w:val="28"/>
           <w:szCs w:val="28"/>
         </w:rPr>
-        <w:t xml:space="preserve">Fase 5 — Determinar tabelas (abordagem intuitiva)</w:t>
+        <w:t xml:space="preserve">Fase 5 — Determinar tabelas (aplicar regras de construção)</w:t>
       </w:r>
     </w:p>
     <w:p>
@@ -2910,110 +2910,7 @@
         <w:spacing w:after="80"/>
       </w:pPr>
       <w:r>
-        <w:t xml:space="preserve">Para cada relação, aplique o método em 4 passos: (A) tentativa com 3 linhas de dados reais; (B) observação de vazios ou repetições; (C) decisão; (D) nome da regra.</w:t>
-      </w:r>
-    </w:p>
-    <w:p>
-      <w:pPr>
-        <w:spacing w:after="80"/>
-      </w:pPr>
-      <w:r>
-        <w:rPr>
-          <w:b/>
-          <w:bCs/>
-          <w:sz w:val="20"/>
-          <w:szCs w:val="20"/>
-        </w:rPr>
-        <w:t xml:space="preserve">Lembrete rápido: </w:t>
-      </w:r>
-      <w:r>
-        <w:rPr>
-          <w:sz w:val="20"/>
-          <w:szCs w:val="20"/>
-        </w:rPr>
-        <w:t xml:space="preserve">tudo limpo → </w:t>
-      </w:r>
-      <w:r>
-        <w:rPr>
-          <w:b/>
-          <w:bCs/>
-          <w:color w:val="1F3864"/>
-          <w:sz w:val="20"/>
-          <w:szCs w:val="20"/>
-        </w:rPr>
-        <w:t xml:space="preserve">Regra 4 (2 tabelas)</w:t>
-      </w:r>
-      <w:r>
-        <w:rPr>
-          <w:sz w:val="20"/>
-          <w:szCs w:val="20"/>
-        </w:rPr>
-        <w:t xml:space="preserve">   |   NULLs → </w:t>
-      </w:r>
-      <w:r>
-        <w:rPr>
-          <w:b/>
-          <w:bCs/>
-          <w:color w:val="1F3864"/>
-          <w:sz w:val="20"/>
-          <w:szCs w:val="20"/>
-        </w:rPr>
-        <w:t xml:space="preserve">Regra 5 (3 tabelas)</w:t>
-      </w:r>
-      <w:r>
-        <w:rPr>
-          <w:sz w:val="20"/>
-          <w:szCs w:val="20"/>
-        </w:rPr>
-        <w:t xml:space="preserve">   |   repetições → </w:t>
-      </w:r>
-      <w:r>
-        <w:rPr>
-          <w:b/>
-          <w:bCs/>
-          <w:color w:val="1F3864"/>
-          <w:sz w:val="20"/>
-          <w:szCs w:val="20"/>
-        </w:rPr>
-        <w:t xml:space="preserve">Regra 6 (3 tabelas)</w:t>
-      </w:r>
-    </w:p>
-    <w:p>
-      <w:pPr>
-        <w:spacing w:after="120"/>
-      </w:pPr>
-      <w:r>
-        <w:t xml:space="preserve"/>
-      </w:r>
-    </w:p>
-    <w:p>
-      <w:pPr>
-        <w:shd w:fill="DCE6F1" w:val="clear"/>
-        <w:spacing w:after="80" w:before="200"/>
-      </w:pPr>
-      <w:r>
-        <w:rPr>
-          <w:b/>
-          <w:bCs/>
-          <w:color w:val="1F3864"/>
-          <w:sz w:val="22"/>
-          <w:szCs w:val="22"/>
-        </w:rPr>
-        <w:t xml:space="preserve">  Relação 1:  ________________________________________________________________</w:t>
-      </w:r>
-    </w:p>
-    <w:p>
-      <w:pPr>
-        <w:spacing w:after="80"/>
-      </w:pPr>
-      <w:r>
-        <w:rPr>
-          <w:b/>
-          <w:bCs/>
-          <w:sz w:val="20"/>
-          <w:szCs w:val="20"/>
-        </w:rPr>
-        <w:t xml:space="preserve">Passo A — Tentativa: coloque a FK no lado mais natural e escreva 3 linhas com dados plausíveis.</w:t>
+        <w:t xml:space="preserve">Para cada relação, identifique a cardinalidade e a participação, escolha a regra aplicável (1 a 6) e indique o número de tabelas resultantes e onde fica a chave estrangeira.</w:t>
       </w:r>
     </w:p>
     <w:tbl>
@@ -3029,30 +2926,24 @@
         </w:tblBorders>
       </w:tblPr>
       <w:tblGrid>
-        <w:gridCol w:w="2410"/>
-        <w:gridCol w:w="2410"/>
-        <w:gridCol w:w="2409"/>
-        <w:gridCol w:w="2409"/>
+        <w:gridCol w:w="9638"/>
       </w:tblGrid>
       <w:tr>
-        <w:trPr>
-          <w:tblHeader/>
-        </w:trPr>
-        <w:tc>
-          <w:tcPr>
-            <w:tcW w:type="dxa" w:w="2410"/>
-            <w:tcBorders>
-              <w:top w:val="single" w:color="AAAAAA" w:sz="4"/>
-              <w:left w:val="single" w:color="AAAAAA" w:sz="4"/>
-              <w:bottom w:val="single" w:color="AAAAAA" w:sz="4"/>
-              <w:right w:val="single" w:color="AAAAAA" w:sz="4"/>
-            </w:tcBorders>
-            <w:shd w:fill="1F3864" w:val="clear"/>
-            <w:tcMar>
-              <w:top w:type="dxa" w:w="80"/>
-              <w:left w:type="dxa" w:w="120"/>
-              <w:bottom w:type="dxa" w:w="80"/>
-              <w:right w:type="dxa" w:w="120"/>
+        <w:tc>
+          <w:tcPr>
+            <w:tcW w:type="dxa" w:w="9638"/>
+            <w:tcBorders>
+              <w:top w:val="single" w:color="AAAAAA" w:sz="4"/>
+              <w:left w:val="single" w:color="AAAAAA" w:sz="4"/>
+              <w:bottom w:val="single" w:color="AAAAAA" w:sz="4"/>
+              <w:right w:val="single" w:color="AAAAAA" w:sz="4"/>
+            </w:tcBorders>
+            <w:shd w:fill="F2F2F2" w:val="clear"/>
+            <w:tcMar>
+              <w:top w:type="dxa" w:w="120"/>
+              <w:left w:type="dxa" w:w="200"/>
+              <w:bottom w:type="dxa" w:w="120"/>
+              <w:right w:type="dxa" w:w="200"/>
             </w:tcMar>
           </w:tcPr>
           <w:p>
@@ -3060,407 +2951,18 @@
               <w:rPr>
                 <w:b/>
                 <w:bCs/>
-                <w:color w:val="FFFFFF"/>
+                <w:color w:val="1F3864"/>
                 <w:sz w:val="20"/>
                 <w:szCs w:val="20"/>
               </w:rPr>
-              <w:t xml:space="preserve"/>
-            </w:r>
-          </w:p>
-        </w:tc>
-        <w:tc>
-          <w:tcPr>
-            <w:tcW w:type="dxa" w:w="2410"/>
-            <w:tcBorders>
-              <w:top w:val="single" w:color="AAAAAA" w:sz="4"/>
-              <w:left w:val="single" w:color="AAAAAA" w:sz="4"/>
-              <w:bottom w:val="single" w:color="AAAAAA" w:sz="4"/>
-              <w:right w:val="single" w:color="AAAAAA" w:sz="4"/>
-            </w:tcBorders>
-            <w:shd w:fill="1F3864" w:val="clear"/>
-            <w:tcMar>
-              <w:top w:type="dxa" w:w="80"/>
-              <w:left w:type="dxa" w:w="120"/>
-              <w:bottom w:type="dxa" w:w="80"/>
-              <w:right w:type="dxa" w:w="120"/>
-            </w:tcMar>
-          </w:tcPr>
-          <w:p>
+              <w:t xml:space="preserve">Pergunta-guia: </w:t>
+            </w:r>
             <w:r>
               <w:rPr>
-                <w:b/>
-                <w:bCs/>
-                <w:color w:val="FFFFFF"/>
                 <w:sz w:val="20"/>
                 <w:szCs w:val="20"/>
               </w:rPr>
-              <w:t xml:space="preserve"/>
-            </w:r>
-          </w:p>
-        </w:tc>
-        <w:tc>
-          <w:tcPr>
-            <w:tcW w:type="dxa" w:w="2409"/>
-            <w:tcBorders>
-              <w:top w:val="single" w:color="AAAAAA" w:sz="4"/>
-              <w:left w:val="single" w:color="AAAAAA" w:sz="4"/>
-              <w:bottom w:val="single" w:color="AAAAAA" w:sz="4"/>
-              <w:right w:val="single" w:color="AAAAAA" w:sz="4"/>
-            </w:tcBorders>
-            <w:shd w:fill="1F3864" w:val="clear"/>
-            <w:tcMar>
-              <w:top w:type="dxa" w:w="80"/>
-              <w:left w:type="dxa" w:w="120"/>
-              <w:bottom w:type="dxa" w:w="80"/>
-              <w:right w:type="dxa" w:w="120"/>
-            </w:tcMar>
-          </w:tcPr>
-          <w:p>
-            <w:r>
-              <w:rPr>
-                <w:b/>
-                <w:bCs/>
-                <w:color w:val="FFFFFF"/>
-                <w:sz w:val="20"/>
-                <w:szCs w:val="20"/>
-              </w:rPr>
-              <w:t xml:space="preserve"/>
-            </w:r>
-          </w:p>
-        </w:tc>
-        <w:tc>
-          <w:tcPr>
-            <w:tcW w:type="dxa" w:w="2409"/>
-            <w:tcBorders>
-              <w:top w:val="single" w:color="AAAAAA" w:sz="4"/>
-              <w:left w:val="single" w:color="AAAAAA" w:sz="4"/>
-              <w:bottom w:val="single" w:color="AAAAAA" w:sz="4"/>
-              <w:right w:val="single" w:color="AAAAAA" w:sz="4"/>
-            </w:tcBorders>
-            <w:shd w:fill="1F3864" w:val="clear"/>
-            <w:tcMar>
-              <w:top w:type="dxa" w:w="80"/>
-              <w:left w:type="dxa" w:w="120"/>
-              <w:bottom w:type="dxa" w:w="80"/>
-              <w:right w:type="dxa" w:w="120"/>
-            </w:tcMar>
-          </w:tcPr>
-          <w:p>
-            <w:r>
-              <w:rPr>
-                <w:b/>
-                <w:bCs/>
-                <w:color w:val="FFFFFF"/>
-                <w:sz w:val="20"/>
-                <w:szCs w:val="20"/>
-              </w:rPr>
-              <w:t xml:space="preserve"/>
-            </w:r>
-          </w:p>
-        </w:tc>
-      </w:tr>
-      <w:tr>
-        <w:tc>
-          <w:tcPr>
-            <w:tcW w:type="dxa" w:w="2410"/>
-            <w:tcBorders>
-              <w:top w:val="single" w:color="AAAAAA" w:sz="4"/>
-              <w:left w:val="single" w:color="AAAAAA" w:sz="4"/>
-              <w:bottom w:val="single" w:color="AAAAAA" w:sz="4"/>
-              <w:right w:val="single" w:color="AAAAAA" w:sz="4"/>
-            </w:tcBorders>
-            <w:tcMar>
-              <w:top w:type="dxa" w:w="80"/>
-              <w:left w:type="dxa" w:w="120"/>
-              <w:bottom w:type="dxa" w:w="80"/>
-              <w:right w:type="dxa" w:w="120"/>
-            </w:tcMar>
-          </w:tcPr>
-          <w:p>
-            <w:pPr>
-              <w:spacing w:after="300"/>
-            </w:pPr>
-            <w:r>
-              <w:t xml:space="preserve"/>
-            </w:r>
-          </w:p>
-        </w:tc>
-        <w:tc>
-          <w:tcPr>
-            <w:tcW w:type="dxa" w:w="2410"/>
-            <w:tcBorders>
-              <w:top w:val="single" w:color="AAAAAA" w:sz="4"/>
-              <w:left w:val="single" w:color="AAAAAA" w:sz="4"/>
-              <w:bottom w:val="single" w:color="AAAAAA" w:sz="4"/>
-              <w:right w:val="single" w:color="AAAAAA" w:sz="4"/>
-            </w:tcBorders>
-            <w:tcMar>
-              <w:top w:type="dxa" w:w="80"/>
-              <w:left w:type="dxa" w:w="120"/>
-              <w:bottom w:type="dxa" w:w="80"/>
-              <w:right w:type="dxa" w:w="120"/>
-            </w:tcMar>
-          </w:tcPr>
-          <w:p>
-            <w:pPr>
-              <w:spacing w:after="300"/>
-            </w:pPr>
-            <w:r>
-              <w:t xml:space="preserve"/>
-            </w:r>
-          </w:p>
-        </w:tc>
-        <w:tc>
-          <w:tcPr>
-            <w:tcW w:type="dxa" w:w="2409"/>
-            <w:tcBorders>
-              <w:top w:val="single" w:color="AAAAAA" w:sz="4"/>
-              <w:left w:val="single" w:color="AAAAAA" w:sz="4"/>
-              <w:bottom w:val="single" w:color="AAAAAA" w:sz="4"/>
-              <w:right w:val="single" w:color="AAAAAA" w:sz="4"/>
-            </w:tcBorders>
-            <w:tcMar>
-              <w:top w:type="dxa" w:w="80"/>
-              <w:left w:type="dxa" w:w="120"/>
-              <w:bottom w:type="dxa" w:w="80"/>
-              <w:right w:type="dxa" w:w="120"/>
-            </w:tcMar>
-          </w:tcPr>
-          <w:p>
-            <w:pPr>
-              <w:spacing w:after="300"/>
-            </w:pPr>
-            <w:r>
-              <w:t xml:space="preserve"/>
-            </w:r>
-          </w:p>
-        </w:tc>
-        <w:tc>
-          <w:tcPr>
-            <w:tcW w:type="dxa" w:w="2409"/>
-            <w:tcBorders>
-              <w:top w:val="single" w:color="AAAAAA" w:sz="4"/>
-              <w:left w:val="single" w:color="AAAAAA" w:sz="4"/>
-              <w:bottom w:val="single" w:color="AAAAAA" w:sz="4"/>
-              <w:right w:val="single" w:color="AAAAAA" w:sz="4"/>
-            </w:tcBorders>
-            <w:tcMar>
-              <w:top w:type="dxa" w:w="80"/>
-              <w:left w:type="dxa" w:w="120"/>
-              <w:bottom w:type="dxa" w:w="80"/>
-              <w:right w:type="dxa" w:w="120"/>
-            </w:tcMar>
-          </w:tcPr>
-          <w:p>
-            <w:pPr>
-              <w:spacing w:after="300"/>
-            </w:pPr>
-            <w:r>
-              <w:t xml:space="preserve"/>
-            </w:r>
-          </w:p>
-        </w:tc>
-      </w:tr>
-      <w:tr>
-        <w:tc>
-          <w:tcPr>
-            <w:tcW w:type="dxa" w:w="2410"/>
-            <w:tcBorders>
-              <w:top w:val="single" w:color="AAAAAA" w:sz="4"/>
-              <w:left w:val="single" w:color="AAAAAA" w:sz="4"/>
-              <w:bottom w:val="single" w:color="AAAAAA" w:sz="4"/>
-              <w:right w:val="single" w:color="AAAAAA" w:sz="4"/>
-            </w:tcBorders>
-            <w:tcMar>
-              <w:top w:type="dxa" w:w="80"/>
-              <w:left w:type="dxa" w:w="120"/>
-              <w:bottom w:type="dxa" w:w="80"/>
-              <w:right w:type="dxa" w:w="120"/>
-            </w:tcMar>
-          </w:tcPr>
-          <w:p>
-            <w:pPr>
-              <w:spacing w:after="300"/>
-            </w:pPr>
-            <w:r>
-              <w:t xml:space="preserve"/>
-            </w:r>
-          </w:p>
-        </w:tc>
-        <w:tc>
-          <w:tcPr>
-            <w:tcW w:type="dxa" w:w="2410"/>
-            <w:tcBorders>
-              <w:top w:val="single" w:color="AAAAAA" w:sz="4"/>
-              <w:left w:val="single" w:color="AAAAAA" w:sz="4"/>
-              <w:bottom w:val="single" w:color="AAAAAA" w:sz="4"/>
-              <w:right w:val="single" w:color="AAAAAA" w:sz="4"/>
-            </w:tcBorders>
-            <w:tcMar>
-              <w:top w:type="dxa" w:w="80"/>
-              <w:left w:type="dxa" w:w="120"/>
-              <w:bottom w:type="dxa" w:w="80"/>
-              <w:right w:type="dxa" w:w="120"/>
-            </w:tcMar>
-          </w:tcPr>
-          <w:p>
-            <w:pPr>
-              <w:spacing w:after="300"/>
-            </w:pPr>
-            <w:r>
-              <w:t xml:space="preserve"/>
-            </w:r>
-          </w:p>
-        </w:tc>
-        <w:tc>
-          <w:tcPr>
-            <w:tcW w:type="dxa" w:w="2409"/>
-            <w:tcBorders>
-              <w:top w:val="single" w:color="AAAAAA" w:sz="4"/>
-              <w:left w:val="single" w:color="AAAAAA" w:sz="4"/>
-              <w:bottom w:val="single" w:color="AAAAAA" w:sz="4"/>
-              <w:right w:val="single" w:color="AAAAAA" w:sz="4"/>
-            </w:tcBorders>
-            <w:tcMar>
-              <w:top w:type="dxa" w:w="80"/>
-              <w:left w:type="dxa" w:w="120"/>
-              <w:bottom w:type="dxa" w:w="80"/>
-              <w:right w:type="dxa" w:w="120"/>
-            </w:tcMar>
-          </w:tcPr>
-          <w:p>
-            <w:pPr>
-              <w:spacing w:after="300"/>
-            </w:pPr>
-            <w:r>
-              <w:t xml:space="preserve"/>
-            </w:r>
-          </w:p>
-        </w:tc>
-        <w:tc>
-          <w:tcPr>
-            <w:tcW w:type="dxa" w:w="2409"/>
-            <w:tcBorders>
-              <w:top w:val="single" w:color="AAAAAA" w:sz="4"/>
-              <w:left w:val="single" w:color="AAAAAA" w:sz="4"/>
-              <w:bottom w:val="single" w:color="AAAAAA" w:sz="4"/>
-              <w:right w:val="single" w:color="AAAAAA" w:sz="4"/>
-            </w:tcBorders>
-            <w:tcMar>
-              <w:top w:type="dxa" w:w="80"/>
-              <w:left w:type="dxa" w:w="120"/>
-              <w:bottom w:type="dxa" w:w="80"/>
-              <w:right w:type="dxa" w:w="120"/>
-            </w:tcMar>
-          </w:tcPr>
-          <w:p>
-            <w:pPr>
-              <w:spacing w:after="300"/>
-            </w:pPr>
-            <w:r>
-              <w:t xml:space="preserve"/>
-            </w:r>
-          </w:p>
-        </w:tc>
-      </w:tr>
-      <w:tr>
-        <w:tc>
-          <w:tcPr>
-            <w:tcW w:type="dxa" w:w="2410"/>
-            <w:tcBorders>
-              <w:top w:val="single" w:color="AAAAAA" w:sz="4"/>
-              <w:left w:val="single" w:color="AAAAAA" w:sz="4"/>
-              <w:bottom w:val="single" w:color="AAAAAA" w:sz="4"/>
-              <w:right w:val="single" w:color="AAAAAA" w:sz="4"/>
-            </w:tcBorders>
-            <w:tcMar>
-              <w:top w:type="dxa" w:w="80"/>
-              <w:left w:type="dxa" w:w="120"/>
-              <w:bottom w:type="dxa" w:w="80"/>
-              <w:right w:type="dxa" w:w="120"/>
-            </w:tcMar>
-          </w:tcPr>
-          <w:p>
-            <w:pPr>
-              <w:spacing w:after="300"/>
-            </w:pPr>
-            <w:r>
-              <w:t xml:space="preserve"/>
-            </w:r>
-          </w:p>
-        </w:tc>
-        <w:tc>
-          <w:tcPr>
-            <w:tcW w:type="dxa" w:w="2410"/>
-            <w:tcBorders>
-              <w:top w:val="single" w:color="AAAAAA" w:sz="4"/>
-              <w:left w:val="single" w:color="AAAAAA" w:sz="4"/>
-              <w:bottom w:val="single" w:color="AAAAAA" w:sz="4"/>
-              <w:right w:val="single" w:color="AAAAAA" w:sz="4"/>
-            </w:tcBorders>
-            <w:tcMar>
-              <w:top w:type="dxa" w:w="80"/>
-              <w:left w:type="dxa" w:w="120"/>
-              <w:bottom w:type="dxa" w:w="80"/>
-              <w:right w:type="dxa" w:w="120"/>
-            </w:tcMar>
-          </w:tcPr>
-          <w:p>
-            <w:pPr>
-              <w:spacing w:after="300"/>
-            </w:pPr>
-            <w:r>
-              <w:t xml:space="preserve"/>
-            </w:r>
-          </w:p>
-        </w:tc>
-        <w:tc>
-          <w:tcPr>
-            <w:tcW w:type="dxa" w:w="2409"/>
-            <w:tcBorders>
-              <w:top w:val="single" w:color="AAAAAA" w:sz="4"/>
-              <w:left w:val="single" w:color="AAAAAA" w:sz="4"/>
-              <w:bottom w:val="single" w:color="AAAAAA" w:sz="4"/>
-              <w:right w:val="single" w:color="AAAAAA" w:sz="4"/>
-            </w:tcBorders>
-            <w:tcMar>
-              <w:top w:type="dxa" w:w="80"/>
-              <w:left w:type="dxa" w:w="120"/>
-              <w:bottom w:type="dxa" w:w="80"/>
-              <w:right w:type="dxa" w:w="120"/>
-            </w:tcMar>
-          </w:tcPr>
-          <w:p>
-            <w:pPr>
-              <w:spacing w:after="300"/>
-            </w:pPr>
-            <w:r>
-              <w:t xml:space="preserve"/>
-            </w:r>
-          </w:p>
-        </w:tc>
-        <w:tc>
-          <w:tcPr>
-            <w:tcW w:type="dxa" w:w="2409"/>
-            <w:tcBorders>
-              <w:top w:val="single" w:color="AAAAAA" w:sz="4"/>
-              <w:left w:val="single" w:color="AAAAAA" w:sz="4"/>
-              <w:bottom w:val="single" w:color="AAAAAA" w:sz="4"/>
-              <w:right w:val="single" w:color="AAAAAA" w:sz="4"/>
-            </w:tcBorders>
-            <w:tcMar>
-              <w:top w:type="dxa" w:w="80"/>
-              <w:left w:type="dxa" w:w="120"/>
-              <w:bottom w:type="dxa" w:w="80"/>
-              <w:right w:type="dxa" w:w="120"/>
-            </w:tcMar>
-          </w:tcPr>
-          <w:p>
-            <w:pPr>
-              <w:spacing w:after="300"/>
-            </w:pPr>
-            <w:r>
-              <w:t xml:space="preserve"/>
+              <w:t xml:space="preserve">Regra 1: 1:1 ambas obrig. → 1 tabela  |  Regra 2: 1:1 obrig. numa → 2  |  Regra 3: 1:1 nenhuma obrig. → 3  |  Regra 4: 1:N obrig. N → 2  |  Regra 5: 1:N não obrig. N → 3  |  Regra 6: N:M → 3</w:t>
             </w:r>
           </w:p>
         </w:tc>
@@ -3468,81 +2970,7 @@
     </w:tbl>
     <w:p>
       <w:pPr>
-        <w:spacing w:after="80"/>
-      </w:pPr>
-      <w:r>
-        <w:t xml:space="preserve"/>
-      </w:r>
-    </w:p>
-    <w:p>
-      <w:pPr>
-        <w:spacing w:after="80"/>
-      </w:pPr>
-      <w:r>
-        <w:rPr>
-          <w:b/>
-          <w:bCs/>
-          <w:sz w:val="20"/>
-          <w:szCs w:val="20"/>
-        </w:rPr>
-        <w:t xml:space="preserve">Passo B — Observe a tabela:</w:t>
-      </w:r>
-    </w:p>
-    <w:p>
-      <w:pPr>
-        <w:spacing w:after="80"/>
-      </w:pPr>
-      <w:r>
-        <w:rPr>
-          <w:sz w:val="20"/>
-          <w:szCs w:val="20"/>
-        </w:rPr>
-        <w:t xml:space="preserve">☐  Há células vazias (NULLs)?          ☐  Há linhas repetidas?</w:t>
-      </w:r>
-    </w:p>
-    <w:p>
-      <w:pPr>
-        <w:spacing w:after="80"/>
-      </w:pPr>
-      <w:r>
-        <w:rPr>
-          <w:b/>
-          <w:bCs/>
-          <w:sz w:val="20"/>
-          <w:szCs w:val="20"/>
-        </w:rPr>
-        <w:t xml:space="preserve">Passo C — Decisão:</w:t>
-      </w:r>
-    </w:p>
-    <w:p>
-      <w:pPr>
-        <w:spacing w:after="80"/>
-      </w:pPr>
-      <w:r>
-        <w:rPr>
-          <w:sz w:val="20"/>
-          <w:szCs w:val="20"/>
-        </w:rPr>
-        <w:t xml:space="preserve">☐  Tudo limpo → ficam 2 tabelas          ☐  Criar tabela associativa: _______________________ → 3 tabelas</w:t>
-      </w:r>
-    </w:p>
-    <w:p>
-      <w:pPr>
-        <w:spacing w:after="80"/>
-      </w:pPr>
-      <w:r>
-        <w:rPr>
-          <w:b/>
-          <w:bCs/>
-          <w:sz w:val="20"/>
-          <w:szCs w:val="20"/>
-        </w:rPr>
-        <w:t xml:space="preserve">Passo D — Regra aplicada: Regra _____</w:t>
-      </w:r>
-    </w:p>
-    <w:p>
-      <w:pPr>
-        <w:spacing w:after="200"/>
+        <w:spacing w:after="120"/>
       </w:pPr>
       <w:r>
         <w:t xml:space="preserve"/>
@@ -3561,21 +2989,7 @@
           <w:sz w:val="22"/>
           <w:szCs w:val="22"/>
         </w:rPr>
-        <w:t xml:space="preserve">  Relação 2:  ________________________________________________________________</w:t>
-      </w:r>
-    </w:p>
-    <w:p>
-      <w:pPr>
-        <w:spacing w:after="80"/>
-      </w:pPr>
-      <w:r>
-        <w:rPr>
-          <w:b/>
-          <w:bCs/>
-          <w:sz w:val="20"/>
-          <w:szCs w:val="20"/>
-        </w:rPr>
-        <w:t xml:space="preserve">Passo A — Tentativa: coloque a FK no lado mais natural e escreva 3 linhas com dados plausíveis.</w:t>
+        <w:t xml:space="preserve">  Relação 1:  ________________________________________________________________</w:t>
       </w:r>
     </w:p>
     <w:tbl>
@@ -3591,10 +3005,11 @@
         </w:tblBorders>
       </w:tblPr>
       <w:tblGrid>
-        <w:gridCol w:w="2410"/>
-        <w:gridCol w:w="2410"/>
-        <w:gridCol w:w="2409"/>
-        <w:gridCol w:w="2409"/>
+        <w:gridCol w:w="1600"/>
+        <w:gridCol w:w="2600"/>
+        <w:gridCol w:w="1600"/>
+        <w:gridCol w:w="1400"/>
+        <w:gridCol w:w="2438"/>
       </w:tblGrid>
       <w:tr>
         <w:trPr>
@@ -3602,7 +3017,7 @@
         </w:trPr>
         <w:tc>
           <w:tcPr>
-            <w:tcW w:type="dxa" w:w="2410"/>
+            <w:tcW w:type="dxa" w:w="1600"/>
             <w:tcBorders>
               <w:top w:val="single" w:color="AAAAAA" w:sz="4"/>
               <w:left w:val="single" w:color="AAAAAA" w:sz="4"/>
@@ -3626,13 +3041,13 @@
                 <w:sz w:val="20"/>
                 <w:szCs w:val="20"/>
               </w:rPr>
-              <w:t xml:space="preserve"/>
-            </w:r>
-          </w:p>
-        </w:tc>
-        <w:tc>
-          <w:tcPr>
-            <w:tcW w:type="dxa" w:w="2410"/>
+              <w:t xml:space="preserve">Cardinalidade</w:t>
+            </w:r>
+          </w:p>
+        </w:tc>
+        <w:tc>
+          <w:tcPr>
+            <w:tcW w:type="dxa" w:w="2600"/>
             <w:tcBorders>
               <w:top w:val="single" w:color="AAAAAA" w:sz="4"/>
               <w:left w:val="single" w:color="AAAAAA" w:sz="4"/>
@@ -3656,13 +3071,13 @@
                 <w:sz w:val="20"/>
                 <w:szCs w:val="20"/>
               </w:rPr>
-              <w:t xml:space="preserve"/>
-            </w:r>
-          </w:p>
-        </w:tc>
-        <w:tc>
-          <w:tcPr>
-            <w:tcW w:type="dxa" w:w="2409"/>
+              <w:t xml:space="preserve">Participação</w:t>
+            </w:r>
+          </w:p>
+        </w:tc>
+        <w:tc>
+          <w:tcPr>
+            <w:tcW w:type="dxa" w:w="1600"/>
             <w:tcBorders>
               <w:top w:val="single" w:color="AAAAAA" w:sz="4"/>
               <w:left w:val="single" w:color="AAAAAA" w:sz="4"/>
@@ -3686,13 +3101,13 @@
                 <w:sz w:val="20"/>
                 <w:szCs w:val="20"/>
               </w:rPr>
-              <w:t xml:space="preserve"/>
-            </w:r>
-          </w:p>
-        </w:tc>
-        <w:tc>
-          <w:tcPr>
-            <w:tcW w:type="dxa" w:w="2409"/>
+              <w:t xml:space="preserve">Regra aplicável</w:t>
+            </w:r>
+          </w:p>
+        </w:tc>
+        <w:tc>
+          <w:tcPr>
+            <w:tcW w:type="dxa" w:w="1400"/>
             <w:tcBorders>
               <w:top w:val="single" w:color="AAAAAA" w:sz="4"/>
               <w:left w:val="single" w:color="AAAAAA" w:sz="4"/>
@@ -3716,7 +3131,37 @@
                 <w:sz w:val="20"/>
                 <w:szCs w:val="20"/>
               </w:rPr>
-              <w:t xml:space="preserve"/>
+              <w:t xml:space="preserve">Nº tabelas</w:t>
+            </w:r>
+          </w:p>
+        </w:tc>
+        <w:tc>
+          <w:tcPr>
+            <w:tcW w:type="dxa" w:w="2438"/>
+            <w:tcBorders>
+              <w:top w:val="single" w:color="AAAAAA" w:sz="4"/>
+              <w:left w:val="single" w:color="AAAAAA" w:sz="4"/>
+              <w:bottom w:val="single" w:color="AAAAAA" w:sz="4"/>
+              <w:right w:val="single" w:color="AAAAAA" w:sz="4"/>
+            </w:tcBorders>
+            <w:shd w:fill="1F3864" w:val="clear"/>
+            <w:tcMar>
+              <w:top w:type="dxa" w:w="80"/>
+              <w:left w:type="dxa" w:w="120"/>
+              <w:bottom w:type="dxa" w:w="80"/>
+              <w:right w:type="dxa" w:w="120"/>
+            </w:tcMar>
+          </w:tcPr>
+          <w:p>
+            <w:r>
+              <w:rPr>
+                <w:b/>
+                <w:bCs/>
+                <w:color w:val="FFFFFF"/>
+                <w:sz w:val="20"/>
+                <w:szCs w:val="20"/>
+              </w:rPr>
+              <w:t xml:space="preserve">Onde fica a FK</w:t>
             </w:r>
           </w:p>
         </w:tc>
@@ -3724,286 +3169,107 @@
       <w:tr>
         <w:tc>
           <w:tcPr>
-            <w:tcW w:type="dxa" w:w="2410"/>
-            <w:tcBorders>
-              <w:top w:val="single" w:color="AAAAAA" w:sz="4"/>
-              <w:left w:val="single" w:color="AAAAAA" w:sz="4"/>
-              <w:bottom w:val="single" w:color="AAAAAA" w:sz="4"/>
-              <w:right w:val="single" w:color="AAAAAA" w:sz="4"/>
-            </w:tcBorders>
-            <w:tcMar>
-              <w:top w:type="dxa" w:w="80"/>
-              <w:left w:type="dxa" w:w="120"/>
-              <w:bottom w:type="dxa" w:w="80"/>
-              <w:right w:type="dxa" w:w="120"/>
-            </w:tcMar>
-          </w:tcPr>
-          <w:p>
-            <w:pPr>
-              <w:spacing w:after="300"/>
-            </w:pPr>
-            <w:r>
-              <w:t xml:space="preserve"/>
-            </w:r>
-          </w:p>
-        </w:tc>
-        <w:tc>
-          <w:tcPr>
-            <w:tcW w:type="dxa" w:w="2410"/>
-            <w:tcBorders>
-              <w:top w:val="single" w:color="AAAAAA" w:sz="4"/>
-              <w:left w:val="single" w:color="AAAAAA" w:sz="4"/>
-              <w:bottom w:val="single" w:color="AAAAAA" w:sz="4"/>
-              <w:right w:val="single" w:color="AAAAAA" w:sz="4"/>
-            </w:tcBorders>
-            <w:tcMar>
-              <w:top w:type="dxa" w:w="80"/>
-              <w:left w:type="dxa" w:w="120"/>
-              <w:bottom w:type="dxa" w:w="80"/>
-              <w:right w:type="dxa" w:w="120"/>
-            </w:tcMar>
-          </w:tcPr>
-          <w:p>
-            <w:pPr>
-              <w:spacing w:after="300"/>
-            </w:pPr>
-            <w:r>
-              <w:t xml:space="preserve"/>
-            </w:r>
-          </w:p>
-        </w:tc>
-        <w:tc>
-          <w:tcPr>
-            <w:tcW w:type="dxa" w:w="2409"/>
-            <w:tcBorders>
-              <w:top w:val="single" w:color="AAAAAA" w:sz="4"/>
-              <w:left w:val="single" w:color="AAAAAA" w:sz="4"/>
-              <w:bottom w:val="single" w:color="AAAAAA" w:sz="4"/>
-              <w:right w:val="single" w:color="AAAAAA" w:sz="4"/>
-            </w:tcBorders>
-            <w:tcMar>
-              <w:top w:type="dxa" w:w="80"/>
-              <w:left w:type="dxa" w:w="120"/>
-              <w:bottom w:type="dxa" w:w="80"/>
-              <w:right w:type="dxa" w:w="120"/>
-            </w:tcMar>
-          </w:tcPr>
-          <w:p>
-            <w:pPr>
-              <w:spacing w:after="300"/>
-            </w:pPr>
-            <w:r>
-              <w:t xml:space="preserve"/>
-            </w:r>
-          </w:p>
-        </w:tc>
-        <w:tc>
-          <w:tcPr>
-            <w:tcW w:type="dxa" w:w="2409"/>
-            <w:tcBorders>
-              <w:top w:val="single" w:color="AAAAAA" w:sz="4"/>
-              <w:left w:val="single" w:color="AAAAAA" w:sz="4"/>
-              <w:bottom w:val="single" w:color="AAAAAA" w:sz="4"/>
-              <w:right w:val="single" w:color="AAAAAA" w:sz="4"/>
-            </w:tcBorders>
-            <w:tcMar>
-              <w:top w:type="dxa" w:w="80"/>
-              <w:left w:type="dxa" w:w="120"/>
-              <w:bottom w:type="dxa" w:w="80"/>
-              <w:right w:type="dxa" w:w="120"/>
-            </w:tcMar>
-          </w:tcPr>
-          <w:p>
-            <w:pPr>
-              <w:spacing w:after="300"/>
-            </w:pPr>
-            <w:r>
-              <w:t xml:space="preserve"/>
-            </w:r>
-          </w:p>
-        </w:tc>
-      </w:tr>
-      <w:tr>
-        <w:tc>
-          <w:tcPr>
-            <w:tcW w:type="dxa" w:w="2410"/>
-            <w:tcBorders>
-              <w:top w:val="single" w:color="AAAAAA" w:sz="4"/>
-              <w:left w:val="single" w:color="AAAAAA" w:sz="4"/>
-              <w:bottom w:val="single" w:color="AAAAAA" w:sz="4"/>
-              <w:right w:val="single" w:color="AAAAAA" w:sz="4"/>
-            </w:tcBorders>
-            <w:tcMar>
-              <w:top w:type="dxa" w:w="80"/>
-              <w:left w:type="dxa" w:w="120"/>
-              <w:bottom w:type="dxa" w:w="80"/>
-              <w:right w:type="dxa" w:w="120"/>
-            </w:tcMar>
-          </w:tcPr>
-          <w:p>
-            <w:pPr>
-              <w:spacing w:after="300"/>
-            </w:pPr>
-            <w:r>
-              <w:t xml:space="preserve"/>
-            </w:r>
-          </w:p>
-        </w:tc>
-        <w:tc>
-          <w:tcPr>
-            <w:tcW w:type="dxa" w:w="2410"/>
-            <w:tcBorders>
-              <w:top w:val="single" w:color="AAAAAA" w:sz="4"/>
-              <w:left w:val="single" w:color="AAAAAA" w:sz="4"/>
-              <w:bottom w:val="single" w:color="AAAAAA" w:sz="4"/>
-              <w:right w:val="single" w:color="AAAAAA" w:sz="4"/>
-            </w:tcBorders>
-            <w:tcMar>
-              <w:top w:type="dxa" w:w="80"/>
-              <w:left w:type="dxa" w:w="120"/>
-              <w:bottom w:type="dxa" w:w="80"/>
-              <w:right w:type="dxa" w:w="120"/>
-            </w:tcMar>
-          </w:tcPr>
-          <w:p>
-            <w:pPr>
-              <w:spacing w:after="300"/>
-            </w:pPr>
-            <w:r>
-              <w:t xml:space="preserve"/>
-            </w:r>
-          </w:p>
-        </w:tc>
-        <w:tc>
-          <w:tcPr>
-            <w:tcW w:type="dxa" w:w="2409"/>
-            <w:tcBorders>
-              <w:top w:val="single" w:color="AAAAAA" w:sz="4"/>
-              <w:left w:val="single" w:color="AAAAAA" w:sz="4"/>
-              <w:bottom w:val="single" w:color="AAAAAA" w:sz="4"/>
-              <w:right w:val="single" w:color="AAAAAA" w:sz="4"/>
-            </w:tcBorders>
-            <w:tcMar>
-              <w:top w:type="dxa" w:w="80"/>
-              <w:left w:type="dxa" w:w="120"/>
-              <w:bottom w:type="dxa" w:w="80"/>
-              <w:right w:type="dxa" w:w="120"/>
-            </w:tcMar>
-          </w:tcPr>
-          <w:p>
-            <w:pPr>
-              <w:spacing w:after="300"/>
-            </w:pPr>
-            <w:r>
-              <w:t xml:space="preserve"/>
-            </w:r>
-          </w:p>
-        </w:tc>
-        <w:tc>
-          <w:tcPr>
-            <w:tcW w:type="dxa" w:w="2409"/>
-            <w:tcBorders>
-              <w:top w:val="single" w:color="AAAAAA" w:sz="4"/>
-              <w:left w:val="single" w:color="AAAAAA" w:sz="4"/>
-              <w:bottom w:val="single" w:color="AAAAAA" w:sz="4"/>
-              <w:right w:val="single" w:color="AAAAAA" w:sz="4"/>
-            </w:tcBorders>
-            <w:tcMar>
-              <w:top w:type="dxa" w:w="80"/>
-              <w:left w:type="dxa" w:w="120"/>
-              <w:bottom w:type="dxa" w:w="80"/>
-              <w:right w:type="dxa" w:w="120"/>
-            </w:tcMar>
-          </w:tcPr>
-          <w:p>
-            <w:pPr>
-              <w:spacing w:after="300"/>
-            </w:pPr>
-            <w:r>
-              <w:t xml:space="preserve"/>
-            </w:r>
-          </w:p>
-        </w:tc>
-      </w:tr>
-      <w:tr>
-        <w:tc>
-          <w:tcPr>
-            <w:tcW w:type="dxa" w:w="2410"/>
-            <w:tcBorders>
-              <w:top w:val="single" w:color="AAAAAA" w:sz="4"/>
-              <w:left w:val="single" w:color="AAAAAA" w:sz="4"/>
-              <w:bottom w:val="single" w:color="AAAAAA" w:sz="4"/>
-              <w:right w:val="single" w:color="AAAAAA" w:sz="4"/>
-            </w:tcBorders>
-            <w:tcMar>
-              <w:top w:type="dxa" w:w="80"/>
-              <w:left w:type="dxa" w:w="120"/>
-              <w:bottom w:type="dxa" w:w="80"/>
-              <w:right w:type="dxa" w:w="120"/>
-            </w:tcMar>
-          </w:tcPr>
-          <w:p>
-            <w:pPr>
-              <w:spacing w:after="300"/>
-            </w:pPr>
-            <w:r>
-              <w:t xml:space="preserve"/>
-            </w:r>
-          </w:p>
-        </w:tc>
-        <w:tc>
-          <w:tcPr>
-            <w:tcW w:type="dxa" w:w="2410"/>
-            <w:tcBorders>
-              <w:top w:val="single" w:color="AAAAAA" w:sz="4"/>
-              <w:left w:val="single" w:color="AAAAAA" w:sz="4"/>
-              <w:bottom w:val="single" w:color="AAAAAA" w:sz="4"/>
-              <w:right w:val="single" w:color="AAAAAA" w:sz="4"/>
-            </w:tcBorders>
-            <w:tcMar>
-              <w:top w:type="dxa" w:w="80"/>
-              <w:left w:type="dxa" w:w="120"/>
-              <w:bottom w:type="dxa" w:w="80"/>
-              <w:right w:type="dxa" w:w="120"/>
-            </w:tcMar>
-          </w:tcPr>
-          <w:p>
-            <w:pPr>
-              <w:spacing w:after="300"/>
-            </w:pPr>
-            <w:r>
-              <w:t xml:space="preserve"/>
-            </w:r>
-          </w:p>
-        </w:tc>
-        <w:tc>
-          <w:tcPr>
-            <w:tcW w:type="dxa" w:w="2409"/>
-            <w:tcBorders>
-              <w:top w:val="single" w:color="AAAAAA" w:sz="4"/>
-              <w:left w:val="single" w:color="AAAAAA" w:sz="4"/>
-              <w:bottom w:val="single" w:color="AAAAAA" w:sz="4"/>
-              <w:right w:val="single" w:color="AAAAAA" w:sz="4"/>
-            </w:tcBorders>
-            <w:tcMar>
-              <w:top w:type="dxa" w:w="80"/>
-              <w:left w:type="dxa" w:w="120"/>
-              <w:bottom w:type="dxa" w:w="80"/>
-              <w:right w:type="dxa" w:w="120"/>
-            </w:tcMar>
-          </w:tcPr>
-          <w:p>
-            <w:pPr>
-              <w:spacing w:after="300"/>
-            </w:pPr>
-            <w:r>
-              <w:t xml:space="preserve"/>
-            </w:r>
-          </w:p>
-        </w:tc>
-        <w:tc>
-          <w:tcPr>
-            <w:tcW w:type="dxa" w:w="2409"/>
+            <w:tcW w:type="dxa" w:w="1600"/>
+            <w:tcBorders>
+              <w:top w:val="single" w:color="AAAAAA" w:sz="4"/>
+              <w:left w:val="single" w:color="AAAAAA" w:sz="4"/>
+              <w:bottom w:val="single" w:color="AAAAAA" w:sz="4"/>
+              <w:right w:val="single" w:color="AAAAAA" w:sz="4"/>
+            </w:tcBorders>
+            <w:tcMar>
+              <w:top w:type="dxa" w:w="80"/>
+              <w:left w:type="dxa" w:w="120"/>
+              <w:bottom w:type="dxa" w:w="80"/>
+              <w:right w:type="dxa" w:w="120"/>
+            </w:tcMar>
+          </w:tcPr>
+          <w:p>
+            <w:pPr>
+              <w:spacing w:after="300"/>
+            </w:pPr>
+            <w:r>
+              <w:t xml:space="preserve"/>
+            </w:r>
+          </w:p>
+        </w:tc>
+        <w:tc>
+          <w:tcPr>
+            <w:tcW w:type="dxa" w:w="2600"/>
+            <w:tcBorders>
+              <w:top w:val="single" w:color="AAAAAA" w:sz="4"/>
+              <w:left w:val="single" w:color="AAAAAA" w:sz="4"/>
+              <w:bottom w:val="single" w:color="AAAAAA" w:sz="4"/>
+              <w:right w:val="single" w:color="AAAAAA" w:sz="4"/>
+            </w:tcBorders>
+            <w:tcMar>
+              <w:top w:type="dxa" w:w="80"/>
+              <w:left w:type="dxa" w:w="120"/>
+              <w:bottom w:type="dxa" w:w="80"/>
+              <w:right w:type="dxa" w:w="120"/>
+            </w:tcMar>
+          </w:tcPr>
+          <w:p>
+            <w:pPr>
+              <w:spacing w:after="300"/>
+            </w:pPr>
+            <w:r>
+              <w:t xml:space="preserve"/>
+            </w:r>
+          </w:p>
+        </w:tc>
+        <w:tc>
+          <w:tcPr>
+            <w:tcW w:type="dxa" w:w="1600"/>
+            <w:tcBorders>
+              <w:top w:val="single" w:color="AAAAAA" w:sz="4"/>
+              <w:left w:val="single" w:color="AAAAAA" w:sz="4"/>
+              <w:bottom w:val="single" w:color="AAAAAA" w:sz="4"/>
+              <w:right w:val="single" w:color="AAAAAA" w:sz="4"/>
+            </w:tcBorders>
+            <w:tcMar>
+              <w:top w:type="dxa" w:w="80"/>
+              <w:left w:type="dxa" w:w="120"/>
+              <w:bottom w:type="dxa" w:w="80"/>
+              <w:right w:type="dxa" w:w="120"/>
+            </w:tcMar>
+          </w:tcPr>
+          <w:p>
+            <w:pPr>
+              <w:spacing w:after="300"/>
+            </w:pPr>
+            <w:r>
+              <w:t xml:space="preserve"/>
+            </w:r>
+          </w:p>
+        </w:tc>
+        <w:tc>
+          <w:tcPr>
+            <w:tcW w:type="dxa" w:w="1400"/>
+            <w:tcBorders>
+              <w:top w:val="single" w:color="AAAAAA" w:sz="4"/>
+              <w:left w:val="single" w:color="AAAAAA" w:sz="4"/>
+              <w:bottom w:val="single" w:color="AAAAAA" w:sz="4"/>
+              <w:right w:val="single" w:color="AAAAAA" w:sz="4"/>
+            </w:tcBorders>
+            <w:tcMar>
+              <w:top w:type="dxa" w:w="80"/>
+              <w:left w:type="dxa" w:w="120"/>
+              <w:bottom w:type="dxa" w:w="80"/>
+              <w:right w:type="dxa" w:w="120"/>
+            </w:tcMar>
+          </w:tcPr>
+          <w:p>
+            <w:pPr>
+              <w:spacing w:after="300"/>
+            </w:pPr>
+            <w:r>
+              <w:t xml:space="preserve"/>
+            </w:r>
+          </w:p>
+        </w:tc>
+        <w:tc>
+          <w:tcPr>
+            <w:tcW w:type="dxa" w:w="2438"/>
             <w:tcBorders>
               <w:top w:val="single" w:color="AAAAAA" w:sz="4"/>
               <w:left w:val="single" w:color="AAAAAA" w:sz="4"/>
@@ -4030,7 +3296,7 @@
     </w:tbl>
     <w:p>
       <w:pPr>
-        <w:spacing w:after="80"/>
+        <w:spacing w:after="120"/>
       </w:pPr>
       <w:r>
         <w:t xml:space="preserve"/>
@@ -4047,59 +3313,40 @@
           <w:sz w:val="20"/>
           <w:szCs w:val="20"/>
         </w:rPr>
-        <w:t xml:space="preserve">Passo B — Observe a tabela:</w:t>
-      </w:r>
-    </w:p>
-    <w:p>
-      <w:pPr>
-        <w:spacing w:after="80"/>
-      </w:pPr>
-      <w:r>
-        <w:rPr>
-          <w:sz w:val="20"/>
-          <w:szCs w:val="20"/>
-        </w:rPr>
-        <w:t xml:space="preserve">☐  Há células vazias (NULLs)?          ☐  Há linhas repetidas?</w:t>
-      </w:r>
-    </w:p>
-    <w:p>
-      <w:pPr>
-        <w:spacing w:after="80"/>
-      </w:pPr>
-      <w:r>
-        <w:rPr>
-          <w:b/>
-          <w:bCs/>
-          <w:sz w:val="20"/>
-          <w:szCs w:val="20"/>
-        </w:rPr>
-        <w:t xml:space="preserve">Passo C — Decisão:</w:t>
-      </w:r>
-    </w:p>
-    <w:p>
-      <w:pPr>
-        <w:spacing w:after="80"/>
-      </w:pPr>
-      <w:r>
-        <w:rPr>
-          <w:sz w:val="20"/>
-          <w:szCs w:val="20"/>
-        </w:rPr>
-        <w:t xml:space="preserve">☐  Tudo limpo → ficam 2 tabelas          ☐  Criar tabela associativa: _______________________ → 3 tabelas</w:t>
-      </w:r>
-    </w:p>
-    <w:p>
-      <w:pPr>
-        <w:spacing w:after="80"/>
-      </w:pPr>
-      <w:r>
-        <w:rPr>
-          <w:b/>
-          <w:bCs/>
-          <w:sz w:val="20"/>
-          <w:szCs w:val="20"/>
-        </w:rPr>
-        <w:t xml:space="preserve">Passo D — Regra aplicada: Regra _____</w:t>
+        <w:t xml:space="preserve">Aplicação (tabelas resultantes):</w:t>
+      </w:r>
+    </w:p>
+    <w:p>
+      <w:pPr>
+        <w:pBdr>
+          <w:bottom w:val="single" w:color="AAAAAA" w:sz="4" w:space="1"/>
+        </w:pBdr>
+        <w:spacing w:after="120"/>
+      </w:pPr>
+      <w:r>
+        <w:t xml:space="preserve"/>
+      </w:r>
+    </w:p>
+    <w:p>
+      <w:pPr>
+        <w:pBdr>
+          <w:bottom w:val="single" w:color="AAAAAA" w:sz="4" w:space="1"/>
+        </w:pBdr>
+        <w:spacing w:after="120"/>
+      </w:pPr>
+      <w:r>
+        <w:t xml:space="preserve"/>
+      </w:r>
+    </w:p>
+    <w:p>
+      <w:pPr>
+        <w:pBdr>
+          <w:bottom w:val="single" w:color="AAAAAA" w:sz="4" w:space="1"/>
+        </w:pBdr>
+        <w:spacing w:after="120"/>
+      </w:pPr>
+      <w:r>
+        <w:t xml:space="preserve"/>
       </w:r>
     </w:p>
     <w:p>
@@ -4123,21 +3370,7 @@
           <w:sz w:val="22"/>
           <w:szCs w:val="22"/>
         </w:rPr>
-        <w:t xml:space="preserve">  Relação 3:  ________________________________________________________________</w:t>
-      </w:r>
-    </w:p>
-    <w:p>
-      <w:pPr>
-        <w:spacing w:after="80"/>
-      </w:pPr>
-      <w:r>
-        <w:rPr>
-          <w:b/>
-          <w:bCs/>
-          <w:sz w:val="20"/>
-          <w:szCs w:val="20"/>
-        </w:rPr>
-        <w:t xml:space="preserve">Passo A — Tentativa: coloque a FK no lado mais natural e escreva 3 linhas com dados plausíveis.</w:t>
+        <w:t xml:space="preserve">  Relação 2:  ________________________________________________________________</w:t>
       </w:r>
     </w:p>
     <w:tbl>
@@ -4153,10 +3386,11 @@
         </w:tblBorders>
       </w:tblPr>
       <w:tblGrid>
-        <w:gridCol w:w="2410"/>
-        <w:gridCol w:w="2410"/>
-        <w:gridCol w:w="2409"/>
-        <w:gridCol w:w="2409"/>
+        <w:gridCol w:w="1600"/>
+        <w:gridCol w:w="2600"/>
+        <w:gridCol w:w="1600"/>
+        <w:gridCol w:w="1400"/>
+        <w:gridCol w:w="2438"/>
       </w:tblGrid>
       <w:tr>
         <w:trPr>
@@ -4164,7 +3398,7 @@
         </w:trPr>
         <w:tc>
           <w:tcPr>
-            <w:tcW w:type="dxa" w:w="2410"/>
+            <w:tcW w:type="dxa" w:w="1600"/>
             <w:tcBorders>
               <w:top w:val="single" w:color="AAAAAA" w:sz="4"/>
               <w:left w:val="single" w:color="AAAAAA" w:sz="4"/>
@@ -4188,13 +3422,13 @@
                 <w:sz w:val="20"/>
                 <w:szCs w:val="20"/>
               </w:rPr>
-              <w:t xml:space="preserve"/>
-            </w:r>
-          </w:p>
-        </w:tc>
-        <w:tc>
-          <w:tcPr>
-            <w:tcW w:type="dxa" w:w="2410"/>
+              <w:t xml:space="preserve">Cardinalidade</w:t>
+            </w:r>
+          </w:p>
+        </w:tc>
+        <w:tc>
+          <w:tcPr>
+            <w:tcW w:type="dxa" w:w="2600"/>
             <w:tcBorders>
               <w:top w:val="single" w:color="AAAAAA" w:sz="4"/>
               <w:left w:val="single" w:color="AAAAAA" w:sz="4"/>
@@ -4218,13 +3452,13 @@
                 <w:sz w:val="20"/>
                 <w:szCs w:val="20"/>
               </w:rPr>
-              <w:t xml:space="preserve"/>
-            </w:r>
-          </w:p>
-        </w:tc>
-        <w:tc>
-          <w:tcPr>
-            <w:tcW w:type="dxa" w:w="2409"/>
+              <w:t xml:space="preserve">Participação</w:t>
+            </w:r>
+          </w:p>
+        </w:tc>
+        <w:tc>
+          <w:tcPr>
+            <w:tcW w:type="dxa" w:w="1600"/>
             <w:tcBorders>
               <w:top w:val="single" w:color="AAAAAA" w:sz="4"/>
               <w:left w:val="single" w:color="AAAAAA" w:sz="4"/>
@@ -4248,13 +3482,13 @@
                 <w:sz w:val="20"/>
                 <w:szCs w:val="20"/>
               </w:rPr>
-              <w:t xml:space="preserve"/>
-            </w:r>
-          </w:p>
-        </w:tc>
-        <w:tc>
-          <w:tcPr>
-            <w:tcW w:type="dxa" w:w="2409"/>
+              <w:t xml:space="preserve">Regra aplicável</w:t>
+            </w:r>
+          </w:p>
+        </w:tc>
+        <w:tc>
+          <w:tcPr>
+            <w:tcW w:type="dxa" w:w="1400"/>
             <w:tcBorders>
               <w:top w:val="single" w:color="AAAAAA" w:sz="4"/>
               <w:left w:val="single" w:color="AAAAAA" w:sz="4"/>
@@ -4278,7 +3512,37 @@
                 <w:sz w:val="20"/>
                 <w:szCs w:val="20"/>
               </w:rPr>
-              <w:t xml:space="preserve"/>
+              <w:t xml:space="preserve">Nº tabelas</w:t>
+            </w:r>
+          </w:p>
+        </w:tc>
+        <w:tc>
+          <w:tcPr>
+            <w:tcW w:type="dxa" w:w="2438"/>
+            <w:tcBorders>
+              <w:top w:val="single" w:color="AAAAAA" w:sz="4"/>
+              <w:left w:val="single" w:color="AAAAAA" w:sz="4"/>
+              <w:bottom w:val="single" w:color="AAAAAA" w:sz="4"/>
+              <w:right w:val="single" w:color="AAAAAA" w:sz="4"/>
+            </w:tcBorders>
+            <w:shd w:fill="1F3864" w:val="clear"/>
+            <w:tcMar>
+              <w:top w:type="dxa" w:w="80"/>
+              <w:left w:type="dxa" w:w="120"/>
+              <w:bottom w:type="dxa" w:w="80"/>
+              <w:right w:type="dxa" w:w="120"/>
+            </w:tcMar>
+          </w:tcPr>
+          <w:p>
+            <w:r>
+              <w:rPr>
+                <w:b/>
+                <w:bCs/>
+                <w:color w:val="FFFFFF"/>
+                <w:sz w:val="20"/>
+                <w:szCs w:val="20"/>
+              </w:rPr>
+              <w:t xml:space="preserve">Onde fica a FK</w:t>
             </w:r>
           </w:p>
         </w:tc>
@@ -4286,286 +3550,107 @@
       <w:tr>
         <w:tc>
           <w:tcPr>
-            <w:tcW w:type="dxa" w:w="2410"/>
-            <w:tcBorders>
-              <w:top w:val="single" w:color="AAAAAA" w:sz="4"/>
-              <w:left w:val="single" w:color="AAAAAA" w:sz="4"/>
-              <w:bottom w:val="single" w:color="AAAAAA" w:sz="4"/>
-              <w:right w:val="single" w:color="AAAAAA" w:sz="4"/>
-            </w:tcBorders>
-            <w:tcMar>
-              <w:top w:type="dxa" w:w="80"/>
-              <w:left w:type="dxa" w:w="120"/>
-              <w:bottom w:type="dxa" w:w="80"/>
-              <w:right w:type="dxa" w:w="120"/>
-            </w:tcMar>
-          </w:tcPr>
-          <w:p>
-            <w:pPr>
-              <w:spacing w:after="300"/>
-            </w:pPr>
-            <w:r>
-              <w:t xml:space="preserve"/>
-            </w:r>
-          </w:p>
-        </w:tc>
-        <w:tc>
-          <w:tcPr>
-            <w:tcW w:type="dxa" w:w="2410"/>
-            <w:tcBorders>
-              <w:top w:val="single" w:color="AAAAAA" w:sz="4"/>
-              <w:left w:val="single" w:color="AAAAAA" w:sz="4"/>
-              <w:bottom w:val="single" w:color="AAAAAA" w:sz="4"/>
-              <w:right w:val="single" w:color="AAAAAA" w:sz="4"/>
-            </w:tcBorders>
-            <w:tcMar>
-              <w:top w:type="dxa" w:w="80"/>
-              <w:left w:type="dxa" w:w="120"/>
-              <w:bottom w:type="dxa" w:w="80"/>
-              <w:right w:type="dxa" w:w="120"/>
-            </w:tcMar>
-          </w:tcPr>
-          <w:p>
-            <w:pPr>
-              <w:spacing w:after="300"/>
-            </w:pPr>
-            <w:r>
-              <w:t xml:space="preserve"/>
-            </w:r>
-          </w:p>
-        </w:tc>
-        <w:tc>
-          <w:tcPr>
-            <w:tcW w:type="dxa" w:w="2409"/>
-            <w:tcBorders>
-              <w:top w:val="single" w:color="AAAAAA" w:sz="4"/>
-              <w:left w:val="single" w:color="AAAAAA" w:sz="4"/>
-              <w:bottom w:val="single" w:color="AAAAAA" w:sz="4"/>
-              <w:right w:val="single" w:color="AAAAAA" w:sz="4"/>
-            </w:tcBorders>
-            <w:tcMar>
-              <w:top w:type="dxa" w:w="80"/>
-              <w:left w:type="dxa" w:w="120"/>
-              <w:bottom w:type="dxa" w:w="80"/>
-              <w:right w:type="dxa" w:w="120"/>
-            </w:tcMar>
-          </w:tcPr>
-          <w:p>
-            <w:pPr>
-              <w:spacing w:after="300"/>
-            </w:pPr>
-            <w:r>
-              <w:t xml:space="preserve"/>
-            </w:r>
-          </w:p>
-        </w:tc>
-        <w:tc>
-          <w:tcPr>
-            <w:tcW w:type="dxa" w:w="2409"/>
-            <w:tcBorders>
-              <w:top w:val="single" w:color="AAAAAA" w:sz="4"/>
-              <w:left w:val="single" w:color="AAAAAA" w:sz="4"/>
-              <w:bottom w:val="single" w:color="AAAAAA" w:sz="4"/>
-              <w:right w:val="single" w:color="AAAAAA" w:sz="4"/>
-            </w:tcBorders>
-            <w:tcMar>
-              <w:top w:type="dxa" w:w="80"/>
-              <w:left w:type="dxa" w:w="120"/>
-              <w:bottom w:type="dxa" w:w="80"/>
-              <w:right w:type="dxa" w:w="120"/>
-            </w:tcMar>
-          </w:tcPr>
-          <w:p>
-            <w:pPr>
-              <w:spacing w:after="300"/>
-            </w:pPr>
-            <w:r>
-              <w:t xml:space="preserve"/>
-            </w:r>
-          </w:p>
-        </w:tc>
-      </w:tr>
-      <w:tr>
-        <w:tc>
-          <w:tcPr>
-            <w:tcW w:type="dxa" w:w="2410"/>
-            <w:tcBorders>
-              <w:top w:val="single" w:color="AAAAAA" w:sz="4"/>
-              <w:left w:val="single" w:color="AAAAAA" w:sz="4"/>
-              <w:bottom w:val="single" w:color="AAAAAA" w:sz="4"/>
-              <w:right w:val="single" w:color="AAAAAA" w:sz="4"/>
-            </w:tcBorders>
-            <w:tcMar>
-              <w:top w:type="dxa" w:w="80"/>
-              <w:left w:type="dxa" w:w="120"/>
-              <w:bottom w:type="dxa" w:w="80"/>
-              <w:right w:type="dxa" w:w="120"/>
-            </w:tcMar>
-          </w:tcPr>
-          <w:p>
-            <w:pPr>
-              <w:spacing w:after="300"/>
-            </w:pPr>
-            <w:r>
-              <w:t xml:space="preserve"/>
-            </w:r>
-          </w:p>
-        </w:tc>
-        <w:tc>
-          <w:tcPr>
-            <w:tcW w:type="dxa" w:w="2410"/>
-            <w:tcBorders>
-              <w:top w:val="single" w:color="AAAAAA" w:sz="4"/>
-              <w:left w:val="single" w:color="AAAAAA" w:sz="4"/>
-              <w:bottom w:val="single" w:color="AAAAAA" w:sz="4"/>
-              <w:right w:val="single" w:color="AAAAAA" w:sz="4"/>
-            </w:tcBorders>
-            <w:tcMar>
-              <w:top w:type="dxa" w:w="80"/>
-              <w:left w:type="dxa" w:w="120"/>
-              <w:bottom w:type="dxa" w:w="80"/>
-              <w:right w:type="dxa" w:w="120"/>
-            </w:tcMar>
-          </w:tcPr>
-          <w:p>
-            <w:pPr>
-              <w:spacing w:after="300"/>
-            </w:pPr>
-            <w:r>
-              <w:t xml:space="preserve"/>
-            </w:r>
-          </w:p>
-        </w:tc>
-        <w:tc>
-          <w:tcPr>
-            <w:tcW w:type="dxa" w:w="2409"/>
-            <w:tcBorders>
-              <w:top w:val="single" w:color="AAAAAA" w:sz="4"/>
-              <w:left w:val="single" w:color="AAAAAA" w:sz="4"/>
-              <w:bottom w:val="single" w:color="AAAAAA" w:sz="4"/>
-              <w:right w:val="single" w:color="AAAAAA" w:sz="4"/>
-            </w:tcBorders>
-            <w:tcMar>
-              <w:top w:type="dxa" w:w="80"/>
-              <w:left w:type="dxa" w:w="120"/>
-              <w:bottom w:type="dxa" w:w="80"/>
-              <w:right w:type="dxa" w:w="120"/>
-            </w:tcMar>
-          </w:tcPr>
-          <w:p>
-            <w:pPr>
-              <w:spacing w:after="300"/>
-            </w:pPr>
-            <w:r>
-              <w:t xml:space="preserve"/>
-            </w:r>
-          </w:p>
-        </w:tc>
-        <w:tc>
-          <w:tcPr>
-            <w:tcW w:type="dxa" w:w="2409"/>
-            <w:tcBorders>
-              <w:top w:val="single" w:color="AAAAAA" w:sz="4"/>
-              <w:left w:val="single" w:color="AAAAAA" w:sz="4"/>
-              <w:bottom w:val="single" w:color="AAAAAA" w:sz="4"/>
-              <w:right w:val="single" w:color="AAAAAA" w:sz="4"/>
-            </w:tcBorders>
-            <w:tcMar>
-              <w:top w:type="dxa" w:w="80"/>
-              <w:left w:type="dxa" w:w="120"/>
-              <w:bottom w:type="dxa" w:w="80"/>
-              <w:right w:type="dxa" w:w="120"/>
-            </w:tcMar>
-          </w:tcPr>
-          <w:p>
-            <w:pPr>
-              <w:spacing w:after="300"/>
-            </w:pPr>
-            <w:r>
-              <w:t xml:space="preserve"/>
-            </w:r>
-          </w:p>
-        </w:tc>
-      </w:tr>
-      <w:tr>
-        <w:tc>
-          <w:tcPr>
-            <w:tcW w:type="dxa" w:w="2410"/>
-            <w:tcBorders>
-              <w:top w:val="single" w:color="AAAAAA" w:sz="4"/>
-              <w:left w:val="single" w:color="AAAAAA" w:sz="4"/>
-              <w:bottom w:val="single" w:color="AAAAAA" w:sz="4"/>
-              <w:right w:val="single" w:color="AAAAAA" w:sz="4"/>
-            </w:tcBorders>
-            <w:tcMar>
-              <w:top w:type="dxa" w:w="80"/>
-              <w:left w:type="dxa" w:w="120"/>
-              <w:bottom w:type="dxa" w:w="80"/>
-              <w:right w:type="dxa" w:w="120"/>
-            </w:tcMar>
-          </w:tcPr>
-          <w:p>
-            <w:pPr>
-              <w:spacing w:after="300"/>
-            </w:pPr>
-            <w:r>
-              <w:t xml:space="preserve"/>
-            </w:r>
-          </w:p>
-        </w:tc>
-        <w:tc>
-          <w:tcPr>
-            <w:tcW w:type="dxa" w:w="2410"/>
-            <w:tcBorders>
-              <w:top w:val="single" w:color="AAAAAA" w:sz="4"/>
-              <w:left w:val="single" w:color="AAAAAA" w:sz="4"/>
-              <w:bottom w:val="single" w:color="AAAAAA" w:sz="4"/>
-              <w:right w:val="single" w:color="AAAAAA" w:sz="4"/>
-            </w:tcBorders>
-            <w:tcMar>
-              <w:top w:type="dxa" w:w="80"/>
-              <w:left w:type="dxa" w:w="120"/>
-              <w:bottom w:type="dxa" w:w="80"/>
-              <w:right w:type="dxa" w:w="120"/>
-            </w:tcMar>
-          </w:tcPr>
-          <w:p>
-            <w:pPr>
-              <w:spacing w:after="300"/>
-            </w:pPr>
-            <w:r>
-              <w:t xml:space="preserve"/>
-            </w:r>
-          </w:p>
-        </w:tc>
-        <w:tc>
-          <w:tcPr>
-            <w:tcW w:type="dxa" w:w="2409"/>
-            <w:tcBorders>
-              <w:top w:val="single" w:color="AAAAAA" w:sz="4"/>
-              <w:left w:val="single" w:color="AAAAAA" w:sz="4"/>
-              <w:bottom w:val="single" w:color="AAAAAA" w:sz="4"/>
-              <w:right w:val="single" w:color="AAAAAA" w:sz="4"/>
-            </w:tcBorders>
-            <w:tcMar>
-              <w:top w:type="dxa" w:w="80"/>
-              <w:left w:type="dxa" w:w="120"/>
-              <w:bottom w:type="dxa" w:w="80"/>
-              <w:right w:type="dxa" w:w="120"/>
-            </w:tcMar>
-          </w:tcPr>
-          <w:p>
-            <w:pPr>
-              <w:spacing w:after="300"/>
-            </w:pPr>
-            <w:r>
-              <w:t xml:space="preserve"/>
-            </w:r>
-          </w:p>
-        </w:tc>
-        <w:tc>
-          <w:tcPr>
-            <w:tcW w:type="dxa" w:w="2409"/>
+            <w:tcW w:type="dxa" w:w="1600"/>
+            <w:tcBorders>
+              <w:top w:val="single" w:color="AAAAAA" w:sz="4"/>
+              <w:left w:val="single" w:color="AAAAAA" w:sz="4"/>
+              <w:bottom w:val="single" w:color="AAAAAA" w:sz="4"/>
+              <w:right w:val="single" w:color="AAAAAA" w:sz="4"/>
+            </w:tcBorders>
+            <w:tcMar>
+              <w:top w:type="dxa" w:w="80"/>
+              <w:left w:type="dxa" w:w="120"/>
+              <w:bottom w:type="dxa" w:w="80"/>
+              <w:right w:type="dxa" w:w="120"/>
+            </w:tcMar>
+          </w:tcPr>
+          <w:p>
+            <w:pPr>
+              <w:spacing w:after="300"/>
+            </w:pPr>
+            <w:r>
+              <w:t xml:space="preserve"/>
+            </w:r>
+          </w:p>
+        </w:tc>
+        <w:tc>
+          <w:tcPr>
+            <w:tcW w:type="dxa" w:w="2600"/>
+            <w:tcBorders>
+              <w:top w:val="single" w:color="AAAAAA" w:sz="4"/>
+              <w:left w:val="single" w:color="AAAAAA" w:sz="4"/>
+              <w:bottom w:val="single" w:color="AAAAAA" w:sz="4"/>
+              <w:right w:val="single" w:color="AAAAAA" w:sz="4"/>
+            </w:tcBorders>
+            <w:tcMar>
+              <w:top w:type="dxa" w:w="80"/>
+              <w:left w:type="dxa" w:w="120"/>
+              <w:bottom w:type="dxa" w:w="80"/>
+              <w:right w:type="dxa" w:w="120"/>
+            </w:tcMar>
+          </w:tcPr>
+          <w:p>
+            <w:pPr>
+              <w:spacing w:after="300"/>
+            </w:pPr>
+            <w:r>
+              <w:t xml:space="preserve"/>
+            </w:r>
+          </w:p>
+        </w:tc>
+        <w:tc>
+          <w:tcPr>
+            <w:tcW w:type="dxa" w:w="1600"/>
+            <w:tcBorders>
+              <w:top w:val="single" w:color="AAAAAA" w:sz="4"/>
+              <w:left w:val="single" w:color="AAAAAA" w:sz="4"/>
+              <w:bottom w:val="single" w:color="AAAAAA" w:sz="4"/>
+              <w:right w:val="single" w:color="AAAAAA" w:sz="4"/>
+            </w:tcBorders>
+            <w:tcMar>
+              <w:top w:type="dxa" w:w="80"/>
+              <w:left w:type="dxa" w:w="120"/>
+              <w:bottom w:type="dxa" w:w="80"/>
+              <w:right w:type="dxa" w:w="120"/>
+            </w:tcMar>
+          </w:tcPr>
+          <w:p>
+            <w:pPr>
+              <w:spacing w:after="300"/>
+            </w:pPr>
+            <w:r>
+              <w:t xml:space="preserve"/>
+            </w:r>
+          </w:p>
+        </w:tc>
+        <w:tc>
+          <w:tcPr>
+            <w:tcW w:type="dxa" w:w="1400"/>
+            <w:tcBorders>
+              <w:top w:val="single" w:color="AAAAAA" w:sz="4"/>
+              <w:left w:val="single" w:color="AAAAAA" w:sz="4"/>
+              <w:bottom w:val="single" w:color="AAAAAA" w:sz="4"/>
+              <w:right w:val="single" w:color="AAAAAA" w:sz="4"/>
+            </w:tcBorders>
+            <w:tcMar>
+              <w:top w:type="dxa" w:w="80"/>
+              <w:left w:type="dxa" w:w="120"/>
+              <w:bottom w:type="dxa" w:w="80"/>
+              <w:right w:type="dxa" w:w="120"/>
+            </w:tcMar>
+          </w:tcPr>
+          <w:p>
+            <w:pPr>
+              <w:spacing w:after="300"/>
+            </w:pPr>
+            <w:r>
+              <w:t xml:space="preserve"/>
+            </w:r>
+          </w:p>
+        </w:tc>
+        <w:tc>
+          <w:tcPr>
+            <w:tcW w:type="dxa" w:w="2438"/>
             <w:tcBorders>
               <w:top w:val="single" w:color="AAAAAA" w:sz="4"/>
               <w:left w:val="single" w:color="AAAAAA" w:sz="4"/>
@@ -4592,7 +3677,7 @@
     </w:tbl>
     <w:p>
       <w:pPr>
-        <w:spacing w:after="80"/>
+        <w:spacing w:after="120"/>
       </w:pPr>
       <w:r>
         <w:t xml:space="preserve"/>
@@ -4609,19 +3694,374 @@
           <w:sz w:val="20"/>
           <w:szCs w:val="20"/>
         </w:rPr>
-        <w:t xml:space="preserve">Passo B — Observe a tabela:</w:t>
-      </w:r>
-    </w:p>
-    <w:p>
-      <w:pPr>
-        <w:spacing w:after="80"/>
+        <w:t xml:space="preserve">Aplicação (tabelas resultantes):</w:t>
+      </w:r>
+    </w:p>
+    <w:p>
+      <w:pPr>
+        <w:pBdr>
+          <w:bottom w:val="single" w:color="AAAAAA" w:sz="4" w:space="1"/>
+        </w:pBdr>
+        <w:spacing w:after="120"/>
+      </w:pPr>
+      <w:r>
+        <w:t xml:space="preserve"/>
+      </w:r>
+    </w:p>
+    <w:p>
+      <w:pPr>
+        <w:pBdr>
+          <w:bottom w:val="single" w:color="AAAAAA" w:sz="4" w:space="1"/>
+        </w:pBdr>
+        <w:spacing w:after="120"/>
+      </w:pPr>
+      <w:r>
+        <w:t xml:space="preserve"/>
+      </w:r>
+    </w:p>
+    <w:p>
+      <w:pPr>
+        <w:pBdr>
+          <w:bottom w:val="single" w:color="AAAAAA" w:sz="4" w:space="1"/>
+        </w:pBdr>
+        <w:spacing w:after="120"/>
+      </w:pPr>
+      <w:r>
+        <w:t xml:space="preserve"/>
+      </w:r>
+    </w:p>
+    <w:p>
+      <w:pPr>
+        <w:spacing w:after="200"/>
+      </w:pPr>
+      <w:r>
+        <w:t xml:space="preserve"/>
+      </w:r>
+    </w:p>
+    <w:p>
+      <w:pPr>
+        <w:shd w:fill="DCE6F1" w:val="clear"/>
+        <w:spacing w:after="80" w:before="200"/>
       </w:pPr>
       <w:r>
         <w:rPr>
-          <w:sz w:val="20"/>
-          <w:szCs w:val="20"/>
+          <w:b/>
+          <w:bCs/>
+          <w:color w:val="1F3864"/>
+          <w:sz w:val="22"/>
+          <w:szCs w:val="22"/>
         </w:rPr>
-        <w:t xml:space="preserve">☐  Há células vazias (NULLs)?          ☐  Há linhas repetidas?</w:t>
+        <w:t xml:space="preserve">  Relação 3:  ________________________________________________________________</w:t>
+      </w:r>
+    </w:p>
+    <w:tbl>
+      <w:tblPr>
+        <w:tblW w:type="dxa" w:w="9638"/>
+        <w:tblBorders>
+          <w:top w:val="single" w:color="auto" w:sz="4"/>
+          <w:left w:val="single" w:color="auto" w:sz="4"/>
+          <w:bottom w:val="single" w:color="auto" w:sz="4"/>
+          <w:right w:val="single" w:color="auto" w:sz="4"/>
+          <w:insideH w:val="single" w:color="auto" w:sz="4"/>
+          <w:insideV w:val="single" w:color="auto" w:sz="4"/>
+        </w:tblBorders>
+      </w:tblPr>
+      <w:tblGrid>
+        <w:gridCol w:w="1600"/>
+        <w:gridCol w:w="2600"/>
+        <w:gridCol w:w="1600"/>
+        <w:gridCol w:w="1400"/>
+        <w:gridCol w:w="2438"/>
+      </w:tblGrid>
+      <w:tr>
+        <w:trPr>
+          <w:tblHeader/>
+        </w:trPr>
+        <w:tc>
+          <w:tcPr>
+            <w:tcW w:type="dxa" w:w="1600"/>
+            <w:tcBorders>
+              <w:top w:val="single" w:color="AAAAAA" w:sz="4"/>
+              <w:left w:val="single" w:color="AAAAAA" w:sz="4"/>
+              <w:bottom w:val="single" w:color="AAAAAA" w:sz="4"/>
+              <w:right w:val="single" w:color="AAAAAA" w:sz="4"/>
+            </w:tcBorders>
+            <w:shd w:fill="1F3864" w:val="clear"/>
+            <w:tcMar>
+              <w:top w:type="dxa" w:w="80"/>
+              <w:left w:type="dxa" w:w="120"/>
+              <w:bottom w:type="dxa" w:w="80"/>
+              <w:right w:type="dxa" w:w="120"/>
+            </w:tcMar>
+          </w:tcPr>
+          <w:p>
+            <w:r>
+              <w:rPr>
+                <w:b/>
+                <w:bCs/>
+                <w:color w:val="FFFFFF"/>
+                <w:sz w:val="20"/>
+                <w:szCs w:val="20"/>
+              </w:rPr>
+              <w:t xml:space="preserve">Cardinalidade</w:t>
+            </w:r>
+          </w:p>
+        </w:tc>
+        <w:tc>
+          <w:tcPr>
+            <w:tcW w:type="dxa" w:w="2600"/>
+            <w:tcBorders>
+              <w:top w:val="single" w:color="AAAAAA" w:sz="4"/>
+              <w:left w:val="single" w:color="AAAAAA" w:sz="4"/>
+              <w:bottom w:val="single" w:color="AAAAAA" w:sz="4"/>
+              <w:right w:val="single" w:color="AAAAAA" w:sz="4"/>
+            </w:tcBorders>
+            <w:shd w:fill="1F3864" w:val="clear"/>
+            <w:tcMar>
+              <w:top w:type="dxa" w:w="80"/>
+              <w:left w:type="dxa" w:w="120"/>
+              <w:bottom w:type="dxa" w:w="80"/>
+              <w:right w:type="dxa" w:w="120"/>
+            </w:tcMar>
+          </w:tcPr>
+          <w:p>
+            <w:r>
+              <w:rPr>
+                <w:b/>
+                <w:bCs/>
+                <w:color w:val="FFFFFF"/>
+                <w:sz w:val="20"/>
+                <w:szCs w:val="20"/>
+              </w:rPr>
+              <w:t xml:space="preserve">Participação</w:t>
+            </w:r>
+          </w:p>
+        </w:tc>
+        <w:tc>
+          <w:tcPr>
+            <w:tcW w:type="dxa" w:w="1600"/>
+            <w:tcBorders>
+              <w:top w:val="single" w:color="AAAAAA" w:sz="4"/>
+              <w:left w:val="single" w:color="AAAAAA" w:sz="4"/>
+              <w:bottom w:val="single" w:color="AAAAAA" w:sz="4"/>
+              <w:right w:val="single" w:color="AAAAAA" w:sz="4"/>
+            </w:tcBorders>
+            <w:shd w:fill="1F3864" w:val="clear"/>
+            <w:tcMar>
+              <w:top w:type="dxa" w:w="80"/>
+              <w:left w:type="dxa" w:w="120"/>
+              <w:bottom w:type="dxa" w:w="80"/>
+              <w:right w:type="dxa" w:w="120"/>
+            </w:tcMar>
+          </w:tcPr>
+          <w:p>
+            <w:r>
+              <w:rPr>
+                <w:b/>
+                <w:bCs/>
+                <w:color w:val="FFFFFF"/>
+                <w:sz w:val="20"/>
+                <w:szCs w:val="20"/>
+              </w:rPr>
+              <w:t xml:space="preserve">Regra aplicável</w:t>
+            </w:r>
+          </w:p>
+        </w:tc>
+        <w:tc>
+          <w:tcPr>
+            <w:tcW w:type="dxa" w:w="1400"/>
+            <w:tcBorders>
+              <w:top w:val="single" w:color="AAAAAA" w:sz="4"/>
+              <w:left w:val="single" w:color="AAAAAA" w:sz="4"/>
+              <w:bottom w:val="single" w:color="AAAAAA" w:sz="4"/>
+              <w:right w:val="single" w:color="AAAAAA" w:sz="4"/>
+            </w:tcBorders>
+            <w:shd w:fill="1F3864" w:val="clear"/>
+            <w:tcMar>
+              <w:top w:type="dxa" w:w="80"/>
+              <w:left w:type="dxa" w:w="120"/>
+              <w:bottom w:type="dxa" w:w="80"/>
+              <w:right w:type="dxa" w:w="120"/>
+            </w:tcMar>
+          </w:tcPr>
+          <w:p>
+            <w:r>
+              <w:rPr>
+                <w:b/>
+                <w:bCs/>
+                <w:color w:val="FFFFFF"/>
+                <w:sz w:val="20"/>
+                <w:szCs w:val="20"/>
+              </w:rPr>
+              <w:t xml:space="preserve">Nº tabelas</w:t>
+            </w:r>
+          </w:p>
+        </w:tc>
+        <w:tc>
+          <w:tcPr>
+            <w:tcW w:type="dxa" w:w="2438"/>
+            <w:tcBorders>
+              <w:top w:val="single" w:color="AAAAAA" w:sz="4"/>
+              <w:left w:val="single" w:color="AAAAAA" w:sz="4"/>
+              <w:bottom w:val="single" w:color="AAAAAA" w:sz="4"/>
+              <w:right w:val="single" w:color="AAAAAA" w:sz="4"/>
+            </w:tcBorders>
+            <w:shd w:fill="1F3864" w:val="clear"/>
+            <w:tcMar>
+              <w:top w:type="dxa" w:w="80"/>
+              <w:left w:type="dxa" w:w="120"/>
+              <w:bottom w:type="dxa" w:w="80"/>
+              <w:right w:type="dxa" w:w="120"/>
+            </w:tcMar>
+          </w:tcPr>
+          <w:p>
+            <w:r>
+              <w:rPr>
+                <w:b/>
+                <w:bCs/>
+                <w:color w:val="FFFFFF"/>
+                <w:sz w:val="20"/>
+                <w:szCs w:val="20"/>
+              </w:rPr>
+              <w:t xml:space="preserve">Onde fica a FK</w:t>
+            </w:r>
+          </w:p>
+        </w:tc>
+      </w:tr>
+      <w:tr>
+        <w:tc>
+          <w:tcPr>
+            <w:tcW w:type="dxa" w:w="1600"/>
+            <w:tcBorders>
+              <w:top w:val="single" w:color="AAAAAA" w:sz="4"/>
+              <w:left w:val="single" w:color="AAAAAA" w:sz="4"/>
+              <w:bottom w:val="single" w:color="AAAAAA" w:sz="4"/>
+              <w:right w:val="single" w:color="AAAAAA" w:sz="4"/>
+            </w:tcBorders>
+            <w:tcMar>
+              <w:top w:type="dxa" w:w="80"/>
+              <w:left w:type="dxa" w:w="120"/>
+              <w:bottom w:type="dxa" w:w="80"/>
+              <w:right w:type="dxa" w:w="120"/>
+            </w:tcMar>
+          </w:tcPr>
+          <w:p>
+            <w:pPr>
+              <w:spacing w:after="300"/>
+            </w:pPr>
+            <w:r>
+              <w:t xml:space="preserve"/>
+            </w:r>
+          </w:p>
+        </w:tc>
+        <w:tc>
+          <w:tcPr>
+            <w:tcW w:type="dxa" w:w="2600"/>
+            <w:tcBorders>
+              <w:top w:val="single" w:color="AAAAAA" w:sz="4"/>
+              <w:left w:val="single" w:color="AAAAAA" w:sz="4"/>
+              <w:bottom w:val="single" w:color="AAAAAA" w:sz="4"/>
+              <w:right w:val="single" w:color="AAAAAA" w:sz="4"/>
+            </w:tcBorders>
+            <w:tcMar>
+              <w:top w:type="dxa" w:w="80"/>
+              <w:left w:type="dxa" w:w="120"/>
+              <w:bottom w:type="dxa" w:w="80"/>
+              <w:right w:type="dxa" w:w="120"/>
+            </w:tcMar>
+          </w:tcPr>
+          <w:p>
+            <w:pPr>
+              <w:spacing w:after="300"/>
+            </w:pPr>
+            <w:r>
+              <w:t xml:space="preserve"/>
+            </w:r>
+          </w:p>
+        </w:tc>
+        <w:tc>
+          <w:tcPr>
+            <w:tcW w:type="dxa" w:w="1600"/>
+            <w:tcBorders>
+              <w:top w:val="single" w:color="AAAAAA" w:sz="4"/>
+              <w:left w:val="single" w:color="AAAAAA" w:sz="4"/>
+              <w:bottom w:val="single" w:color="AAAAAA" w:sz="4"/>
+              <w:right w:val="single" w:color="AAAAAA" w:sz="4"/>
+            </w:tcBorders>
+            <w:tcMar>
+              <w:top w:type="dxa" w:w="80"/>
+              <w:left w:type="dxa" w:w="120"/>
+              <w:bottom w:type="dxa" w:w="80"/>
+              <w:right w:type="dxa" w:w="120"/>
+            </w:tcMar>
+          </w:tcPr>
+          <w:p>
+            <w:pPr>
+              <w:spacing w:after="300"/>
+            </w:pPr>
+            <w:r>
+              <w:t xml:space="preserve"/>
+            </w:r>
+          </w:p>
+        </w:tc>
+        <w:tc>
+          <w:tcPr>
+            <w:tcW w:type="dxa" w:w="1400"/>
+            <w:tcBorders>
+              <w:top w:val="single" w:color="AAAAAA" w:sz="4"/>
+              <w:left w:val="single" w:color="AAAAAA" w:sz="4"/>
+              <w:bottom w:val="single" w:color="AAAAAA" w:sz="4"/>
+              <w:right w:val="single" w:color="AAAAAA" w:sz="4"/>
+            </w:tcBorders>
+            <w:tcMar>
+              <w:top w:type="dxa" w:w="80"/>
+              <w:left w:type="dxa" w:w="120"/>
+              <w:bottom w:type="dxa" w:w="80"/>
+              <w:right w:type="dxa" w:w="120"/>
+            </w:tcMar>
+          </w:tcPr>
+          <w:p>
+            <w:pPr>
+              <w:spacing w:after="300"/>
+            </w:pPr>
+            <w:r>
+              <w:t xml:space="preserve"/>
+            </w:r>
+          </w:p>
+        </w:tc>
+        <w:tc>
+          <w:tcPr>
+            <w:tcW w:type="dxa" w:w="2438"/>
+            <w:tcBorders>
+              <w:top w:val="single" w:color="AAAAAA" w:sz="4"/>
+              <w:left w:val="single" w:color="AAAAAA" w:sz="4"/>
+              <w:bottom w:val="single" w:color="AAAAAA" w:sz="4"/>
+              <w:right w:val="single" w:color="AAAAAA" w:sz="4"/>
+            </w:tcBorders>
+            <w:tcMar>
+              <w:top w:type="dxa" w:w="80"/>
+              <w:left w:type="dxa" w:w="120"/>
+              <w:bottom w:type="dxa" w:w="80"/>
+              <w:right w:type="dxa" w:w="120"/>
+            </w:tcMar>
+          </w:tcPr>
+          <w:p>
+            <w:pPr>
+              <w:spacing w:after="300"/>
+            </w:pPr>
+            <w:r>
+              <w:t xml:space="preserve"/>
+            </w:r>
+          </w:p>
+        </w:tc>
+      </w:tr>
+    </w:tbl>
+    <w:p>
+      <w:pPr>
+        <w:spacing w:after="120"/>
+      </w:pPr>
+      <w:r>
+        <w:t xml:space="preserve"/>
       </w:r>
     </w:p>
     <w:p>
@@ -4635,33 +4075,40 @@
           <w:sz w:val="20"/>
           <w:szCs w:val="20"/>
         </w:rPr>
-        <w:t xml:space="preserve">Passo C — Decisão:</w:t>
-      </w:r>
-    </w:p>
-    <w:p>
-      <w:pPr>
-        <w:spacing w:after="80"/>
-      </w:pPr>
-      <w:r>
-        <w:rPr>
-          <w:sz w:val="20"/>
-          <w:szCs w:val="20"/>
-        </w:rPr>
-        <w:t xml:space="preserve">☐  Tudo limpo → ficam 2 tabelas          ☐  Criar tabela associativa: _______________________ → 3 tabelas</w:t>
-      </w:r>
-    </w:p>
-    <w:p>
-      <w:pPr>
-        <w:spacing w:after="80"/>
-      </w:pPr>
-      <w:r>
-        <w:rPr>
-          <w:b/>
-          <w:bCs/>
-          <w:sz w:val="20"/>
-          <w:szCs w:val="20"/>
-        </w:rPr>
-        <w:t xml:space="preserve">Passo D — Regra aplicada: Regra _____</w:t>
+        <w:t xml:space="preserve">Aplicação (tabelas resultantes):</w:t>
+      </w:r>
+    </w:p>
+    <w:p>
+      <w:pPr>
+        <w:pBdr>
+          <w:bottom w:val="single" w:color="AAAAAA" w:sz="4" w:space="1"/>
+        </w:pBdr>
+        <w:spacing w:after="120"/>
+      </w:pPr>
+      <w:r>
+        <w:t xml:space="preserve"/>
+      </w:r>
+    </w:p>
+    <w:p>
+      <w:pPr>
+        <w:pBdr>
+          <w:bottom w:val="single" w:color="AAAAAA" w:sz="4" w:space="1"/>
+        </w:pBdr>
+        <w:spacing w:after="120"/>
+      </w:pPr>
+      <w:r>
+        <w:t xml:space="preserve"/>
+      </w:r>
+    </w:p>
+    <w:p>
+      <w:pPr>
+        <w:pBdr>
+          <w:bottom w:val="single" w:color="AAAAAA" w:sz="4" w:space="1"/>
+        </w:pBdr>
+        <w:spacing w:after="120"/>
+      </w:pPr>
+      <w:r>
+        <w:t xml:space="preserve"/>
       </w:r>
     </w:p>
     <w:p>
